--- a/hr/마인드_연봉조정_운영기준.docx
+++ b/hr/마인드_연봉조정_운영기준.docx
@@ -2871,10 +2871,6 @@
 </w:document>
 </file>
 
-<file path=word/comments.xml><?xml version="1.0" encoding="utf-8"?>
-<w:comments xmlns:cx="http://schemas.microsoft.com/office/drawing/2014/chartex" xmlns:cx1="http://schemas.microsoft.com/office/drawing/2015/9/8/chartex" xmlns:cx2="http://schemas.microsoft.com/office/drawing/2015/10/21/chartex" xmlns:cx3="http://schemas.microsoft.com/office/drawing/2016/5/9/chartex" xmlns:cx4="http://schemas.microsoft.com/office/drawing/2016/5/10/chartex" xmlns:cx5="http://schemas.microsoft.com/office/drawing/2016/5/11/chartex" xmlns:cx6="http://schemas.microsoft.com/office/drawing/2016/5/12/chartex" xmlns:cx7="http://schemas.microsoft.com/office/drawing/2016/5/13/chartex" xmlns:cx8="http://schemas.microsoft.com/office/drawing/2016/5/14/chartex" xmlns:mc="http://schemas.openxmlformats.org/markup-compatibility/2006" xmlns:aink="http://schemas.microsoft.com/office/drawing/2016/ink" xmlns:am3d="http://schemas.microsoft.com/office/drawing/2017/model3d" xmlns:o="urn:schemas-microsoft-com:office:office" xmlns:r="http://schemas.openxmlformats.org/officeDocument/2006/relationships" xmlns:m="http://schemas.openxmlformats.org/officeDocument/2006/math" xmlns:v="urn:schemas-microsoft-com:vml" xmlns:wp14="http://schemas.microsoft.com/office/word/2010/wordprocessingDrawing" xmlns:wp="http://schemas.openxmlformats.org/drawingml/2006/wordprocessingDrawing" xmlns:w10="urn:schemas-microsoft-com:office:word" xmlns:w="http://schemas.openxmlformats.org/wordprocessingml/2006/main" xmlns:w14="http://schemas.microsoft.com/office/word/2010/wordml" xmlns:w15="http://schemas.microsoft.com/office/word/2012/wordml" xmlns:w16cex="http://schemas.microsoft.com/office/word/2018/wordml/cex" xmlns:w16cid="http://schemas.microsoft.com/office/word/2016/wordml/cid" xmlns:w16="http://schemas.microsoft.com/office/word/2018/wordml" xmlns:w16sdtdh="http://schemas.microsoft.com/office/word/2020/wordml/sdtdatahash" xmlns:w16se="http://schemas.microsoft.com/office/word/2015/wordml/symex" xmlns:wpg="http://schemas.microsoft.com/office/word/2010/wordprocessingGroup" xmlns:wpi="http://schemas.microsoft.com/office/word/2010/wordprocessingInk" xmlns:wne="http://schemas.microsoft.com/office/word/2006/wordml" xmlns:wps="http://schemas.microsoft.com/office/word/2010/wordprocessingShape"/>
-</file>
-
 <file path=word/endnotes.xml><?xml version="1.0" encoding="utf-8"?>
 <w:endnotes xmlns:wpc="http://schemas.microsoft.com/office/word/2010/wordprocessingCanvas" xmlns:mc="http://schemas.openxmlformats.org/markup-compatibility/2006" xmlns:o="urn:schemas-microsoft-com:office:office" xmlns:r="http://schemas.openxmlformats.org/officeDocument/2006/relationships" xmlns:m="http://schemas.openxmlformats.org/officeDocument/2006/math" xmlns:v="urn:schemas-microsoft-com:vml" xmlns:wp14="http://schemas.microsoft.com/office/word/2010/wordprocessingDrawing" xmlns:wp="http://schemas.openxmlformats.org/drawingml/2006/wordprocessingDrawing" xmlns:w10="urn:schemas-microsoft-com:office:word" xmlns:w="http://schemas.openxmlformats.org/wordprocessingml/2006/main" xmlns:w14="http://schemas.microsoft.com/office/word/2010/wordml" xmlns:w15="http://schemas.microsoft.com/office/word/2012/wordml" xmlns:wpg="http://schemas.microsoft.com/office/word/2010/wordprocessingGroup" xmlns:wpi="http://schemas.microsoft.com/office/word/2010/wordprocessingInk" xmlns:wne="http://schemas.microsoft.com/office/word/2006/wordml" xmlns:wps="http://schemas.microsoft.com/office/word/2010/wordprocessingShape" mc:Ignorable="w14 w15 wp14">
   <w:endnote w:type="separator" w:id="-1">
@@ -2953,7 +2949,7 @@
 <w:numbering xmlns:wpc="http://schemas.microsoft.com/office/word/2010/wordprocessingCanvas" xmlns:mc="http://schemas.openxmlformats.org/markup-compatibility/2006" xmlns:o="urn:schemas-microsoft-com:office:office" xmlns:r="http://schemas.openxmlformats.org/officeDocument/2006/relationships" xmlns:m="http://schemas.openxmlformats.org/officeDocument/2006/math" xmlns:v="urn:schemas-microsoft-com:vml" xmlns:wp14="http://schemas.microsoft.com/office/word/2010/wordprocessingDrawing" xmlns:wp="http://schemas.openxmlformats.org/drawingml/2006/wordprocessingDrawing" xmlns:w10="urn:schemas-microsoft-com:office:word" xmlns:w="http://schemas.openxmlformats.org/wordprocessingml/2006/main" xmlns:w14="http://schemas.microsoft.com/office/word/2010/wordml" xmlns:w15="http://schemas.microsoft.com/office/word/2012/wordml" xmlns:wpg="http://schemas.microsoft.com/office/word/2010/wordprocessingGroup" xmlns:wpi="http://schemas.microsoft.com/office/word/2010/wordprocessingInk" xmlns:wne="http://schemas.microsoft.com/office/word/2006/wordml" xmlns:wps="http://schemas.microsoft.com/office/word/2010/wordprocessingShape" mc:Ignorable="w14 w15 wp14">
   <w:abstractNum w:abstractNumId="1" w15:restartNumberingAfterBreak="0">
     <w:multiLevelType w:val="hybridMultilevel"/>
-    <w:lvl w:ilvl="0" w15:tentative="1">
+    <w:lvl w:ilvl="0" w:tentative="1">
       <w:start w:val="1"/>
       <w:numFmt w:val="bullet"/>
       <w:lvlText w:val="●"/>
@@ -2962,7 +2958,7 @@
         <w:ind w:left="720" w:hanging="360"/>
       </w:pPr>
     </w:lvl>
-    <w:lvl w:ilvl="1" w15:tentative="1">
+    <w:lvl w:ilvl="1" w:tentative="1">
       <w:start w:val="1"/>
       <w:numFmt w:val="bullet"/>
       <w:lvlText w:val="○"/>
@@ -2971,7 +2967,7 @@
         <w:ind w:left="1440" w:hanging="360"/>
       </w:pPr>
     </w:lvl>
-    <w:lvl w:ilvl="2" w15:tentative="1">
+    <w:lvl w:ilvl="2" w:tentative="1">
       <w:start w:val="1"/>
       <w:numFmt w:val="bullet"/>
       <w:lvlText w:val="■"/>
@@ -2980,7 +2976,7 @@
         <w:ind w:left="2160" w:hanging="360"/>
       </w:pPr>
     </w:lvl>
-    <w:lvl w:ilvl="3" w15:tentative="1">
+    <w:lvl w:ilvl="3" w:tentative="1">
       <w:start w:val="1"/>
       <w:numFmt w:val="bullet"/>
       <w:lvlText w:val="●"/>
@@ -2989,7 +2985,7 @@
         <w:ind w:left="2880" w:hanging="360"/>
       </w:pPr>
     </w:lvl>
-    <w:lvl w:ilvl="4" w15:tentative="1">
+    <w:lvl w:ilvl="4" w:tentative="1">
       <w:start w:val="1"/>
       <w:numFmt w:val="bullet"/>
       <w:lvlText w:val="○"/>
@@ -2998,7 +2994,7 @@
         <w:ind w:left="3600" w:hanging="360"/>
       </w:pPr>
     </w:lvl>
-    <w:lvl w:ilvl="5" w15:tentative="1">
+    <w:lvl w:ilvl="5" w:tentative="1">
       <w:start w:val="1"/>
       <w:numFmt w:val="bullet"/>
       <w:lvlText w:val="■"/>
@@ -3007,7 +3003,7 @@
         <w:ind w:left="4320" w:hanging="360"/>
       </w:pPr>
     </w:lvl>
-    <w:lvl w:ilvl="6" w15:tentative="1">
+    <w:lvl w:ilvl="6" w:tentative="1">
       <w:start w:val="1"/>
       <w:numFmt w:val="bullet"/>
       <w:lvlText w:val="●"/>
@@ -3016,7 +3012,7 @@
         <w:ind w:left="5040" w:hanging="360"/>
       </w:pPr>
     </w:lvl>
-    <w:lvl w:ilvl="7" w15:tentative="1">
+    <w:lvl w:ilvl="7" w:tentative="1">
       <w:start w:val="1"/>
       <w:numFmt w:val="bullet"/>
       <w:lvlText w:val="●"/>
@@ -3025,7 +3021,7 @@
         <w:ind w:left="5760" w:hanging="360"/>
       </w:pPr>
     </w:lvl>
-    <w:lvl w:ilvl="8" w15:tentative="1">
+    <w:lvl w:ilvl="8" w:tentative="1">
       <w:start w:val="1"/>
       <w:numFmt w:val="bullet"/>
       <w:lvlText w:val="●"/>
@@ -3057,6 +3053,10 @@
     </w:rPrDefault>
     <w:pPrDefault/>
   </w:docDefaults>
+  <w:style w:type="paragraph" w:styleId="Normal" w:default="1">
+    <w:name w:val="Normal"/>
+    <w:qFormat/>
+  </w:style>
   <w:style w:type="paragraph" w:styleId="Title">
     <w:name w:val="Title"/>
     <w:basedOn w:val="Normal"/>
@@ -3229,4 +3229,294 @@
     </w:rPr>
   </w:style>
 </w:styles>
+</file>
+
+<file path=word/theme/theme1.xml><?xml version="1.0" encoding="utf-8"?>
+<a:theme xmlns:a="http://schemas.openxmlformats.org/drawingml/2006/main" name="Office Theme">
+  <a:themeElements>
+    <a:clrScheme name="Office">
+      <a:dk1>
+        <a:sysClr val="windowText" lastClr="000000"/>
+      </a:dk1>
+      <a:lt1>
+        <a:sysClr val="window" lastClr="FFFFFF"/>
+      </a:lt1>
+      <a:dk2>
+        <a:srgbClr val="44546A"/>
+      </a:dk2>
+      <a:lt2>
+        <a:srgbClr val="E7E6E6"/>
+      </a:lt2>
+      <a:accent1>
+        <a:srgbClr val="4472C4"/>
+      </a:accent1>
+      <a:accent2>
+        <a:srgbClr val="ED7D31"/>
+      </a:accent2>
+      <a:accent3>
+        <a:srgbClr val="A5A5A5"/>
+      </a:accent3>
+      <a:accent4>
+        <a:srgbClr val="FFC000"/>
+      </a:accent4>
+      <a:accent5>
+        <a:srgbClr val="5B9BD5"/>
+      </a:accent5>
+      <a:accent6>
+        <a:srgbClr val="70AD47"/>
+      </a:accent6>
+      <a:hlink>
+        <a:srgbClr val="0563C1"/>
+      </a:hlink>
+      <a:folHlink>
+        <a:srgbClr val="954F72"/>
+      </a:folHlink>
+    </a:clrScheme>
+    <a:fontScheme name="Office">
+      <a:majorFont>
+        <a:latin typeface="Calibri Light" panose="020F0302020204030204"/>
+        <a:ea typeface=""/>
+        <a:cs typeface=""/>
+        <a:font script="Jpan" typeface="游ゴシック Light"/>
+        <a:font script="Hang" typeface="맑은 고딕"/>
+        <a:font script="Hans" typeface="等线 Light"/>
+        <a:font script="Hant" typeface="新細明體"/>
+        <a:font script="Arab" typeface="Times New Roman"/>
+        <a:font script="Hebr" typeface="Times New Roman"/>
+        <a:font script="Thai" typeface="Angsana New"/>
+        <a:font script="Ethi" typeface="Nyala"/>
+        <a:font script="Beng" typeface="Vrinda"/>
+        <a:font script="Gujr" typeface="Shruti"/>
+        <a:font script="Khmr" typeface="MoolBoran"/>
+        <a:font script="Knda" typeface="Tunga"/>
+        <a:font script="Guru" typeface="Raavi"/>
+        <a:font script="Cans" typeface="Euphemia"/>
+        <a:font script="Cher" typeface="Plantagenet Cherokee"/>
+        <a:font script="Yiii" typeface="Microsoft Yi Baiti"/>
+        <a:font script="Tibt" typeface="Microsoft Himalaya"/>
+        <a:font script="Thaa" typeface="MV Boli"/>
+        <a:font script="Deva" typeface="Mangal"/>
+        <a:font script="Telu" typeface="Gautami"/>
+        <a:font script="Taml" typeface="Latha"/>
+        <a:font script="Syrc" typeface="Estrangelo Edessa"/>
+        <a:font script="Orya" typeface="Kalinga"/>
+        <a:font script="Mlym" typeface="Kartika"/>
+        <a:font script="Laoo" typeface="DokChampa"/>
+        <a:font script="Sinh" typeface="Iskoola Pota"/>
+        <a:font script="Mong" typeface="Mongolian Baiti"/>
+        <a:font script="Viet" typeface="Times New Roman"/>
+        <a:font script="Uigh" typeface="Microsoft Uighur"/>
+        <a:font script="Geor" typeface="Sylfaen"/>
+        <a:font script="Armn" typeface="Arial"/>
+        <a:font script="Bugi" typeface="Leelawadee UI"/>
+        <a:font script="Bopo" typeface="Microsoft JhengHei"/>
+        <a:font script="Java" typeface="Javanese Text"/>
+        <a:font script="Lisu" typeface="Segoe UI"/>
+        <a:font script="Mymr" typeface="Myanmar Text"/>
+        <a:font script="Nkoo" typeface="Ebrima"/>
+        <a:font script="Olck" typeface="Nirmala UI"/>
+        <a:font script="Osma" typeface="Ebrima"/>
+        <a:font script="Phag" typeface="Phagspa"/>
+        <a:font script="Syrn" typeface="Estrangelo Edessa"/>
+        <a:font script="Syrj" typeface="Estrangelo Edessa"/>
+        <a:font script="Syre" typeface="Estrangelo Edessa"/>
+        <a:font script="Sora" typeface="Nirmala UI"/>
+        <a:font script="Tale" typeface="Microsoft Tai Le"/>
+        <a:font script="Talu" typeface="Microsoft New Tai Lue"/>
+        <a:font script="Tfng" typeface="Ebrima"/>
+      </a:majorFont>
+      <a:minorFont>
+        <a:latin typeface="Calibri" panose="020F0502020204030204"/>
+        <a:ea typeface=""/>
+        <a:cs typeface=""/>
+        <a:font script="Jpan" typeface="游明朝"/>
+        <a:font script="Hang" typeface="맑은 고딕"/>
+        <a:font script="Hans" typeface="等线"/>
+        <a:font script="Hant" typeface="新細明體"/>
+        <a:font script="Arab" typeface="Arial"/>
+        <a:font script="Hebr" typeface="Arial"/>
+        <a:font script="Thai" typeface="Cordia New"/>
+        <a:font script="Ethi" typeface="Nyala"/>
+        <a:font script="Beng" typeface="Vrinda"/>
+        <a:font script="Gujr" typeface="Shruti"/>
+        <a:font script="Khmr" typeface="DaunPenh"/>
+        <a:font script="Knda" typeface="Tunga"/>
+        <a:font script="Guru" typeface="Raavi"/>
+        <a:font script="Cans" typeface="Euphemia"/>
+        <a:font script="Cher" typeface="Plantagenet Cherokee"/>
+        <a:font script="Yiii" typeface="Microsoft Yi Baiti"/>
+        <a:font script="Tibt" typeface="Microsoft Himalaya"/>
+        <a:font script="Thaa" typeface="MV Boli"/>
+        <a:font script="Deva" typeface="Mangal"/>
+        <a:font script="Telu" typeface="Gautami"/>
+        <a:font script="Taml" typeface="Latha"/>
+        <a:font script="Syrc" typeface="Estrangelo Edessa"/>
+        <a:font script="Orya" typeface="Kalinga"/>
+        <a:font script="Mlym" typeface="Kartika"/>
+        <a:font script="Laoo" typeface="DokChampa"/>
+        <a:font script="Sinh" typeface="Iskoola Pota"/>
+        <a:font script="Mong" typeface="Mongolian Baiti"/>
+        <a:font script="Viet" typeface="Arial"/>
+        <a:font script="Uigh" typeface="Microsoft Uighur"/>
+        <a:font script="Geor" typeface="Sylfaen"/>
+        <a:font script="Armn" typeface="Arial"/>
+        <a:font script="Bugi" typeface="Leelawadee UI"/>
+        <a:font script="Bopo" typeface="Microsoft JhengHei"/>
+        <a:font script="Java" typeface="Javanese Text"/>
+        <a:font script="Lisu" typeface="Segoe UI"/>
+        <a:font script="Mymr" typeface="Myanmar Text"/>
+        <a:font script="Nkoo" typeface="Ebrima"/>
+        <a:font script="Olck" typeface="Nirmala UI"/>
+        <a:font script="Osma" typeface="Ebrima"/>
+        <a:font script="Phag" typeface="Phagspa"/>
+        <a:font script="Syrn" typeface="Estrangelo Edessa"/>
+        <a:font script="Syrj" typeface="Estrangelo Edessa"/>
+        <a:font script="Syre" typeface="Estrangelo Edessa"/>
+        <a:font script="Sora" typeface="Nirmala UI"/>
+        <a:font script="Tale" typeface="Microsoft Tai Le"/>
+        <a:font script="Talu" typeface="Microsoft New Tai Lue"/>
+        <a:font script="Tfng" typeface="Ebrima"/>
+      </a:minorFont>
+    </a:fontScheme>
+    <a:fmtScheme name="Office">
+      <a:fillStyleLst>
+        <a:solidFill>
+          <a:schemeClr val="phClr"/>
+        </a:solidFill>
+        <a:gradFill rotWithShape="true">
+          <a:gsLst>
+            <a:gs pos="0">
+              <a:schemeClr val="phClr">
+                <a:lumMod val="110000"/>
+                <a:satMod val="105000"/>
+                <a:tint val="67000"/>
+              </a:schemeClr>
+            </a:gs>
+            <a:gs pos="50000">
+              <a:schemeClr val="phClr">
+                <a:lumMod val="105000"/>
+                <a:satMod val="103000"/>
+                <a:tint val="73000"/>
+              </a:schemeClr>
+            </a:gs>
+            <a:gs pos="100000">
+              <a:schemeClr val="phClr">
+                <a:lumMod val="105000"/>
+                <a:satMod val="109000"/>
+                <a:tint val="81000"/>
+              </a:schemeClr>
+            </a:gs>
+          </a:gsLst>
+          <a:lin ang="5400000" scaled="false"/>
+        </a:gradFill>
+        <a:gradFill rotWithShape="true">
+          <a:gsLst>
+            <a:gs pos="0">
+              <a:schemeClr val="phClr">
+                <a:satMod val="103000"/>
+                <a:lumMod val="102000"/>
+                <a:tint val="94000"/>
+              </a:schemeClr>
+            </a:gs>
+            <a:gs pos="50000">
+              <a:schemeClr val="phClr">
+                <a:satMod val="110000"/>
+                <a:lumMod val="100000"/>
+                <a:shade val="100000"/>
+              </a:schemeClr>
+            </a:gs>
+            <a:gs pos="100000">
+              <a:schemeClr val="phClr">
+                <a:lumMod val="99000"/>
+                <a:satMod val="120000"/>
+                <a:shade val="78000"/>
+              </a:schemeClr>
+            </a:gs>
+          </a:gsLst>
+          <a:lin ang="5400000" scaled="false"/>
+        </a:gradFill>
+      </a:fillStyleLst>
+      <a:lnStyleLst>
+        <a:ln w="6350" cap="flat" cmpd="sng" algn="ctr">
+          <a:solidFill>
+            <a:schemeClr val="phClr"/>
+          </a:solidFill>
+          <a:prstDash val="solid"/>
+          <a:miter lim="800000"/>
+        </a:ln>
+        <a:ln w="12700" cap="flat" cmpd="sng" algn="ctr">
+          <a:solidFill>
+            <a:schemeClr val="phClr"/>
+          </a:solidFill>
+          <a:prstDash val="solid"/>
+          <a:miter lim="800000"/>
+        </a:ln>
+        <a:ln w="19050" cap="flat" cmpd="sng" algn="ctr">
+          <a:solidFill>
+            <a:schemeClr val="phClr"/>
+          </a:solidFill>
+          <a:prstDash val="solid"/>
+          <a:miter lim="800000"/>
+        </a:ln>
+      </a:lnStyleLst>
+      <a:effectStyleLst>
+        <a:effectStyle>
+          <a:effectLst/>
+        </a:effectStyle>
+        <a:effectStyle>
+          <a:effectLst/>
+        </a:effectStyle>
+        <a:effectStyle>
+          <a:effectLst>
+            <a:outerShdw blurRad="57150" dist="19050" dir="5400000" algn="ctr" rotWithShape="false">
+              <a:srgbClr val="000000">
+                <a:alpha val="63000"/>
+              </a:srgbClr>
+            </a:outerShdw>
+          </a:effectLst>
+        </a:effectStyle>
+      </a:effectStyleLst>
+      <a:bgFillStyleLst>
+        <a:solidFill>
+          <a:schemeClr val="phClr"/>
+        </a:solidFill>
+        <a:solidFill>
+          <a:schemeClr val="phClr">
+            <a:tint val="95000"/>
+            <a:satMod val="170000"/>
+          </a:schemeClr>
+        </a:solidFill>
+        <a:gradFill rotWithShape="true">
+          <a:gsLst>
+            <a:gs pos="0">
+              <a:schemeClr val="phClr">
+                <a:tint val="93000"/>
+                <a:satMod val="150000"/>
+                <a:shade val="98000"/>
+                <a:lumMod val="102000"/>
+              </a:schemeClr>
+            </a:gs>
+            <a:gs pos="50000">
+              <a:schemeClr val="phClr">
+                <a:tint val="98000"/>
+                <a:satMod val="130000"/>
+                <a:shade val="90000"/>
+                <a:lumMod val="103000"/>
+              </a:schemeClr>
+            </a:gs>
+            <a:gs pos="100000">
+              <a:schemeClr val="phClr">
+                <a:shade val="63000"/>
+                <a:satMod val="120000"/>
+              </a:schemeClr>
+            </a:gs>
+          </a:gsLst>
+          <a:lin ang="5400000" scaled="false"/>
+        </a:gradFill>
+      </a:bgFillStyleLst>
+    </a:fmtScheme>
+  </a:themeElements>
+  <a:objectDefaults/>
+  <a:extraClrSchemeLst/>
+</a:theme>
 </file>
--- a/hr/마인드_연봉조정_운영기준.docx
+++ b/hr/마인드_연봉조정_운영기준.docx
@@ -2820,7 +2820,7 @@
           <w:sz w:val="20"/>
           <w:szCs w:val="20"/>
         </w:rPr>
-        <w:t xml:space="preserve">시행일    2026년 10월 1일</w:t>
+        <w:t xml:space="preserve">시행일    2026년 11월 1일</w:t>
       </w:r>
     </w:p>
     <w:p>

--- a/hr/마인드_연봉조정_운영기준.docx
+++ b/hr/마인드_연봉조정_운영기준.docx
@@ -450,6 +450,68 @@
           </w:p>
         </w:tc>
       </w:tr>
+      <w:tr>
+        <w:tc>
+          <w:tcPr>
+            <w:tcW w:type="dxa" w:w="1900"/>
+            <w:tcMar>
+              <w:top w:type="dxa" w:w="95"/>
+              <w:left w:type="dxa" w:w="130"/>
+              <w:bottom w:type="dxa" w:w="95"/>
+              <w:right w:type="dxa" w:w="130"/>
+            </w:tcMar>
+          </w:tcPr>
+          <w:p>
+            <w:pPr>
+              <w:spacing w:line="264"/>
+              <w:jc w:val="left"/>
+            </w:pPr>
+            <w:r>
+              <w:rPr>
+                <w:rFonts w:ascii="맑은 고딕" w:cs="맑은 고딕" w:eastAsia="맑은 고딕" w:hAnsi="맑은 고딕"/>
+                <w:b w:val="false"/>
+                <w:bCs w:val="false"/>
+                <w:i w:val="false"/>
+                <w:iCs w:val="false"/>
+                <w:color w:val="14161B"/>
+                <w:sz w:val="19"/>
+                <w:szCs w:val="19"/>
+              </w:rPr>
+              <w:t xml:space="preserve">평가 대상 기간</w:t>
+            </w:r>
+          </w:p>
+        </w:tc>
+        <w:tc>
+          <w:tcPr>
+            <w:tcW w:type="dxa" w:w="6300"/>
+            <w:tcMar>
+              <w:top w:type="dxa" w:w="95"/>
+              <w:left w:type="dxa" w:w="130"/>
+              <w:bottom w:type="dxa" w:w="95"/>
+              <w:right w:type="dxa" w:w="130"/>
+            </w:tcMar>
+          </w:tcPr>
+          <w:p>
+            <w:pPr>
+              <w:spacing w:line="264"/>
+              <w:jc w:val="left"/>
+            </w:pPr>
+            <w:r>
+              <w:rPr>
+                <w:rFonts w:ascii="맑은 고딕" w:cs="맑은 고딕" w:eastAsia="맑은 고딕" w:hAnsi="맑은 고딕"/>
+                <w:b w:val="false"/>
+                <w:bCs w:val="false"/>
+                <w:i w:val="false"/>
+                <w:iCs w:val="false"/>
+                <w:color w:val="14161B"/>
+                <w:sz w:val="19"/>
+                <w:szCs w:val="19"/>
+              </w:rPr>
+              <w:t xml:space="preserve">면담이 있는 달의 전달 말일까지의 1년간. 첫 조정은 입사일부터 그 날까지</w:t>
+            </w:r>
+          </w:p>
+        </w:tc>
+      </w:tr>
     </w:tbl>
     <w:p>
       <w:pPr>
@@ -485,7 +547,7 @@
           <w:sz w:val="19"/>
           <w:szCs w:val="19"/>
         </w:rPr>
-        <w:t xml:space="preserve">예시 — 2026년 1월 12일 입사자는 2026년 12월 중 면담하고, 2027년 2월 1일부터 조정 연봉을 적용한다.</w:t>
+        <w:t xml:space="preserve">예시 — 2026년 1월 12일 입사자는 2026년 1월 12일부터 11월 30일까지를 평가 대상 기간으로 하여 2026년 12월 중 면담하고, 2027년 2월 1일부터 조정 연봉을 적용한다. 그 다음 평가 대상 기간은 2026년 12월 1일부터 시작한다.</w:t>
       </w:r>
     </w:p>
     <w:p>
@@ -2784,6 +2846,1136 @@
           <w:szCs w:val="20"/>
         </w:rPr>
         <w:t xml:space="preserve">5. 연봉 조정 합의가 이루어지지 아니하였던 사실</w:t>
+      </w:r>
+    </w:p>
+    <w:p>
+      <w:pPr>
+        <w:keepNext/>
+        <w:pBdr>
+          <w:bottom w:val="single" w:color="14161B" w:sz="8" w:space="7"/>
+        </w:pBdr>
+        <w:spacing w:after="130" w:before="340"/>
+      </w:pPr>
+      <w:r>
+        <w:rPr>
+          <w:rFonts w:ascii="맑은 고딕" w:cs="맑은 고딕" w:eastAsia="맑은 고딕" w:hAnsi="맑은 고딕"/>
+          <w:b/>
+          <w:bCs/>
+          <w:i w:val="false"/>
+          <w:iCs w:val="false"/>
+          <w:color w:val="14161B"/>
+          <w:sz w:val="22"/>
+          <w:szCs w:val="22"/>
+        </w:rPr>
+        <w:t xml:space="preserve">6. 2026년 조정의 특례</w:t>
+      </w:r>
+    </w:p>
+    <w:p>
+      <w:pPr>
+        <w:spacing w:after="70" w:line="288"/>
+        <w:ind w:left="200" w:hanging="200"/>
+      </w:pPr>
+      <w:r>
+        <w:rPr>
+          <w:rFonts w:ascii="맑은 고딕" w:cs="맑은 고딕" w:eastAsia="맑은 고딕" w:hAnsi="맑은 고딕"/>
+          <w:b w:val="false"/>
+          <w:bCs w:val="false"/>
+          <w:i w:val="false"/>
+          <w:iCs w:val="false"/>
+          <w:color w:val="14161B"/>
+          <w:sz w:val="20"/>
+          <w:szCs w:val="20"/>
+        </w:rPr>
+        <w:t xml:space="preserve">① 이 기준은 2026년 11월 1일부터 시행한다. 2026년 조정의 평가 대상 기간은 그 대부분이 시행일 이전에 해당하므로, 2026년 조정에 한정하여 제3항의 등급별 인상률 구간을 적용하지 아니한다.</w:t>
+      </w:r>
+    </w:p>
+    <w:p>
+      <w:pPr>
+        <w:spacing w:after="70" w:line="288"/>
+        <w:ind w:left="200" w:hanging="200"/>
+      </w:pPr>
+      <w:r>
+        <w:rPr>
+          <w:rFonts w:ascii="맑은 고딕" w:cs="맑은 고딕" w:eastAsia="맑은 고딕" w:hAnsi="맑은 고딕"/>
+          <w:b w:val="false"/>
+          <w:bCs w:val="false"/>
+          <w:i w:val="false"/>
+          <w:iCs w:val="false"/>
+          <w:color w:val="14161B"/>
+          <w:sz w:val="20"/>
+          <w:szCs w:val="20"/>
+        </w:rPr>
+        <w:t xml:space="preserve">② 제2항의 평가 항목과 제4항의 절차는 2026년 조정에도 적용한다. 다만 산정한 등급은 인상률을 결정하는 근거로 하지 아니하고, 피드백과 다음 연도 목표 설정의 자료로 사용한다.</w:t>
+      </w:r>
+    </w:p>
+    <w:p>
+      <w:pPr>
+        <w:spacing w:after="70" w:line="288"/>
+        <w:ind w:left="200" w:hanging="200"/>
+      </w:pPr>
+      <w:r>
+        <w:rPr>
+          <w:rFonts w:ascii="맑은 고딕" w:cs="맑은 고딕" w:eastAsia="맑은 고딕" w:hAnsi="맑은 고딕"/>
+          <w:b w:val="false"/>
+          <w:bCs w:val="false"/>
+          <w:i w:val="false"/>
+          <w:iCs w:val="false"/>
+          <w:color w:val="14161B"/>
+          <w:sz w:val="20"/>
+          <w:szCs w:val="20"/>
+        </w:rPr>
+        <w:t xml:space="preserve">③ 2026년 조정의 인상률은 회사의 경영 상황과 동종 업계의 보수 수준을 고려하여 정하며, 회사는 그 산정 근거를 면담에서 설명한다.</w:t>
+      </w:r>
+    </w:p>
+    <w:p>
+      <w:pPr>
+        <w:spacing w:after="70" w:line="288"/>
+        <w:ind w:left="200" w:hanging="200"/>
+      </w:pPr>
+      <w:r>
+        <w:rPr>
+          <w:rFonts w:ascii="맑은 고딕" w:cs="맑은 고딕" w:eastAsia="맑은 고딕" w:hAnsi="맑은 고딕"/>
+          <w:b w:val="false"/>
+          <w:bCs w:val="false"/>
+          <w:i w:val="false"/>
+          <w:iCs w:val="false"/>
+          <w:color w:val="14161B"/>
+          <w:sz w:val="20"/>
+          <w:szCs w:val="20"/>
+        </w:rPr>
+        <w:t xml:space="preserve">④ 2026년의 평가는 평가 항목을 사원과 함께 확인하고, 직무 수행에 대한 피드백을 제공하며, 다음 연도의 목표와 평가 기준을 미리 합의하는 것을 목적으로 한다.</w:t>
+      </w:r>
+    </w:p>
+    <w:p>
+      <w:pPr>
+        <w:spacing w:after="70" w:line="288"/>
+        <w:ind w:left="200" w:hanging="200"/>
+      </w:pPr>
+      <w:r>
+        <w:rPr>
+          <w:rFonts w:ascii="맑은 고딕" w:cs="맑은 고딕" w:eastAsia="맑은 고딕" w:hAnsi="맑은 고딕"/>
+          <w:b w:val="false"/>
+          <w:bCs w:val="false"/>
+          <w:i w:val="false"/>
+          <w:iCs w:val="false"/>
+          <w:color w:val="14161B"/>
+          <w:sz w:val="20"/>
+          <w:szCs w:val="20"/>
+        </w:rPr>
+        <w:t xml:space="preserve">⑤ 이 항은 2026년 조정에 한정하여 적용하며, 2027년 조정부터는 제3항을 그대로 적용한다.</w:t>
+      </w:r>
+    </w:p>
+    <w:p>
+      <w:pPr>
+        <w:spacing w:after="120"/>
+      </w:pPr>
+      <w:r>
+        <w:rPr>
+          <w:rFonts w:ascii="맑은 고딕" w:cs="맑은 고딕" w:eastAsia="맑은 고딕" w:hAnsi="맑은 고딕"/>
+          <w:b w:val="false"/>
+          <w:bCs w:val="false"/>
+          <w:i w:val="false"/>
+          <w:iCs w:val="false"/>
+          <w:color w:val="14161B"/>
+          <w:sz w:val="20"/>
+          <w:szCs w:val="20"/>
+        </w:rPr>
+        <w:t xml:space="preserve"/>
+      </w:r>
+    </w:p>
+    <w:p>
+      <w:pPr>
+        <w:spacing w:after="100" w:before="0" w:line="288"/>
+        <w:jc w:val="left"/>
+      </w:pPr>
+      <w:r>
+        <w:rPr>
+          <w:rFonts w:ascii="맑은 고딕" w:cs="맑은 고딕" w:eastAsia="맑은 고딕" w:hAnsi="맑은 고딕"/>
+          <w:b w:val="false"/>
+          <w:bCs w:val="false"/>
+          <w:i w:val="false"/>
+          <w:iCs w:val="false"/>
+          <w:color w:val="6B7280"/>
+          <w:sz w:val="19"/>
+          <w:szCs w:val="19"/>
+        </w:rPr>
+        <w:t xml:space="preserve">이 항은 평가 기준이 평가 대상 기간의 도중에 시행된 사정을 반영한 것이다. 사후에 만든 기준으로 이미 지난 기간을 등급화하여 임금에 반영하지 아니한다는 뜻이며, 제3항제3호(동결이 하한)와 함께 사원에게 불리하지 않게 작용한다.</w:t>
+      </w:r>
+    </w:p>
+    <w:p>
+      <w:pPr>
+        <w:keepNext/>
+        <w:pBdr>
+          <w:bottom w:val="single" w:color="14161B" w:sz="8" w:space="7"/>
+        </w:pBdr>
+        <w:spacing w:after="130" w:before="340"/>
+      </w:pPr>
+      <w:r>
+        <w:rPr>
+          <w:rFonts w:ascii="맑은 고딕" w:cs="맑은 고딕" w:eastAsia="맑은 고딕" w:hAnsi="맑은 고딕"/>
+          <w:b/>
+          <w:bCs/>
+          <w:i w:val="false"/>
+          <w:iCs w:val="false"/>
+          <w:color w:val="14161B"/>
+          <w:sz w:val="22"/>
+          <w:szCs w:val="22"/>
+        </w:rPr>
+        <w:t xml:space="preserve">7. 기준의 변경</w:t>
+      </w:r>
+    </w:p>
+    <w:p>
+      <w:pPr>
+        <w:spacing w:after="70" w:line="288"/>
+        <w:ind w:left="200" w:hanging="200"/>
+      </w:pPr>
+      <w:r>
+        <w:rPr>
+          <w:rFonts w:ascii="맑은 고딕" w:cs="맑은 고딕" w:eastAsia="맑은 고딕" w:hAnsi="맑은 고딕"/>
+          <w:b w:val="false"/>
+          <w:bCs w:val="false"/>
+          <w:i w:val="false"/>
+          <w:iCs w:val="false"/>
+          <w:color w:val="14161B"/>
+          <w:sz w:val="20"/>
+          <w:szCs w:val="20"/>
+        </w:rPr>
+        <w:t xml:space="preserve">① 회사는 이 기준을 매년 검토하여 변경할 수 있다.</w:t>
+      </w:r>
+    </w:p>
+    <w:p>
+      <w:pPr>
+        <w:spacing w:after="70" w:line="288"/>
+        <w:ind w:left="200" w:hanging="200"/>
+      </w:pPr>
+      <w:r>
+        <w:rPr>
+          <w:rFonts w:ascii="맑은 고딕" w:cs="맑은 고딕" w:eastAsia="맑은 고딕" w:hAnsi="맑은 고딕"/>
+          <w:b w:val="false"/>
+          <w:bCs w:val="false"/>
+          <w:i w:val="false"/>
+          <w:iCs w:val="false"/>
+          <w:color w:val="14161B"/>
+          <w:sz w:val="20"/>
+          <w:szCs w:val="20"/>
+        </w:rPr>
+        <w:t xml:space="preserve">② 변경하는 경우 해당 변경이 적용되는 평가 대상 기간이 시작되기 전까지 사원에게 알린다. 평가 대상 기간이 시작된 뒤에 평가 영역을 신설하거나 배점을 높이는 변경은 그 다음 연도 조정부터 적용한다.</w:t>
+      </w:r>
+    </w:p>
+    <w:p>
+      <w:pPr>
+        <w:spacing w:after="70" w:line="288"/>
+        <w:ind w:left="200" w:hanging="200"/>
+      </w:pPr>
+      <w:r>
+        <w:rPr>
+          <w:rFonts w:ascii="맑은 고딕" w:cs="맑은 고딕" w:eastAsia="맑은 고딕" w:hAnsi="맑은 고딕"/>
+          <w:b w:val="false"/>
+          <w:bCs w:val="false"/>
+          <w:i w:val="false"/>
+          <w:iCs w:val="false"/>
+          <w:color w:val="14161B"/>
+          <w:sz w:val="20"/>
+          <w:szCs w:val="20"/>
+        </w:rPr>
+        <w:t xml:space="preserve">③ 이미 확정·통보된 조정 결과에는 소급하지 아니한다.</w:t>
+      </w:r>
+    </w:p>
+    <w:p>
+      <w:pPr>
+        <w:keepNext/>
+        <w:pBdr>
+          <w:bottom w:val="single" w:color="14161B" w:sz="8" w:space="7"/>
+        </w:pBdr>
+        <w:spacing w:after="130" w:before="340"/>
+      </w:pPr>
+      <w:r>
+        <w:rPr>
+          <w:rFonts w:ascii="맑은 고딕" w:cs="맑은 고딕" w:eastAsia="맑은 고딕" w:hAnsi="맑은 고딕"/>
+          <w:b/>
+          <w:bCs/>
+          <w:i w:val="false"/>
+          <w:iCs w:val="false"/>
+          <w:color w:val="14161B"/>
+          <w:sz w:val="22"/>
+          <w:szCs w:val="22"/>
+        </w:rPr>
+        <w:t xml:space="preserve">8. 2027년 조정부터 적용하는 배점 (사전 통보)</w:t>
+      </w:r>
+    </w:p>
+    <w:p>
+      <w:pPr>
+        <w:spacing w:after="70" w:line="288"/>
+        <w:ind w:left="200" w:hanging="200"/>
+      </w:pPr>
+      <w:r>
+        <w:rPr>
+          <w:rFonts w:ascii="맑은 고딕" w:cs="맑은 고딕" w:eastAsia="맑은 고딕" w:hAnsi="맑은 고딕"/>
+          <w:b w:val="false"/>
+          <w:bCs w:val="false"/>
+          <w:i w:val="false"/>
+          <w:iCs w:val="false"/>
+          <w:color w:val="14161B"/>
+          <w:sz w:val="20"/>
+          <w:szCs w:val="20"/>
+        </w:rPr>
+        <w:t xml:space="preserve">① 2027년 조정부터 「주도성과 자기관리」를 평가 영역으로 신설하고, 배점을 다음과 같이 변경한다.</w:t>
+      </w:r>
+    </w:p>
+    <w:tbl>
+      <w:tblPr>
+        <w:tblW w:type="dxa" w:w="8200"/>
+        <w:tblBorders>
+          <w:top w:val="single" w:color="14161B" w:sz="8"/>
+          <w:left w:val="none" w:color="FFFFFF" w:sz="0"/>
+          <w:bottom w:val="single" w:color="14161B" w:sz="8"/>
+          <w:right w:val="none" w:color="FFFFFF" w:sz="0"/>
+          <w:insideH w:val="single" w:color="D4D6DB" w:sz="4"/>
+          <w:insideV w:val="none" w:color="FFFFFF" w:sz="0"/>
+        </w:tblBorders>
+      </w:tblPr>
+      <w:tblGrid>
+        <w:gridCol w:w="4200"/>
+        <w:gridCol w:w="2000"/>
+        <w:gridCol w:w="2000"/>
+      </w:tblGrid>
+      <w:tr>
+        <w:trPr>
+          <w:tblHeader/>
+        </w:trPr>
+        <w:tc>
+          <w:tcPr>
+            <w:tcW w:type="dxa" w:w="4200"/>
+            <w:shd w:fill="F4F5F7" w:color="auto" w:val="clear"/>
+            <w:tcMar>
+              <w:top w:type="dxa" w:w="95"/>
+              <w:left w:type="dxa" w:w="130"/>
+              <w:bottom w:type="dxa" w:w="95"/>
+              <w:right w:type="dxa" w:w="130"/>
+            </w:tcMar>
+          </w:tcPr>
+          <w:p>
+            <w:pPr>
+              <w:spacing w:line="264"/>
+              <w:jc w:val="left"/>
+            </w:pPr>
+            <w:r>
+              <w:rPr>
+                <w:rFonts w:ascii="맑은 고딕" w:cs="맑은 고딕" w:eastAsia="맑은 고딕" w:hAnsi="맑은 고딕"/>
+                <w:b/>
+                <w:bCs/>
+                <w:i w:val="false"/>
+                <w:iCs w:val="false"/>
+                <w:color w:val="14161B"/>
+                <w:sz w:val="19"/>
+                <w:szCs w:val="19"/>
+              </w:rPr>
+              <w:t xml:space="preserve">영역</w:t>
+            </w:r>
+          </w:p>
+        </w:tc>
+        <w:tc>
+          <w:tcPr>
+            <w:tcW w:type="dxa" w:w="2000"/>
+            <w:shd w:fill="F4F5F7" w:color="auto" w:val="clear"/>
+            <w:tcMar>
+              <w:top w:type="dxa" w:w="95"/>
+              <w:left w:type="dxa" w:w="130"/>
+              <w:bottom w:type="dxa" w:w="95"/>
+              <w:right w:type="dxa" w:w="130"/>
+            </w:tcMar>
+          </w:tcPr>
+          <w:p>
+            <w:pPr>
+              <w:spacing w:line="264"/>
+              <w:jc w:val="center"/>
+            </w:pPr>
+            <w:r>
+              <w:rPr>
+                <w:rFonts w:ascii="맑은 고딕" w:cs="맑은 고딕" w:eastAsia="맑은 고딕" w:hAnsi="맑은 고딕"/>
+                <w:b/>
+                <w:bCs/>
+                <w:i w:val="false"/>
+                <w:iCs w:val="false"/>
+                <w:color w:val="14161B"/>
+                <w:sz w:val="19"/>
+                <w:szCs w:val="19"/>
+              </w:rPr>
+              <w:t xml:space="preserve">2026년</w:t>
+            </w:r>
+          </w:p>
+        </w:tc>
+        <w:tc>
+          <w:tcPr>
+            <w:tcW w:type="dxa" w:w="2000"/>
+            <w:shd w:fill="F4F5F7" w:color="auto" w:val="clear"/>
+            <w:tcMar>
+              <w:top w:type="dxa" w:w="95"/>
+              <w:left w:type="dxa" w:w="130"/>
+              <w:bottom w:type="dxa" w:w="95"/>
+              <w:right w:type="dxa" w:w="130"/>
+            </w:tcMar>
+          </w:tcPr>
+          <w:p>
+            <w:pPr>
+              <w:spacing w:line="264"/>
+              <w:jc w:val="center"/>
+            </w:pPr>
+            <w:r>
+              <w:rPr>
+                <w:rFonts w:ascii="맑은 고딕" w:cs="맑은 고딕" w:eastAsia="맑은 고딕" w:hAnsi="맑은 고딕"/>
+                <w:b/>
+                <w:bCs/>
+                <w:i w:val="false"/>
+                <w:iCs w:val="false"/>
+                <w:color w:val="14161B"/>
+                <w:sz w:val="19"/>
+                <w:szCs w:val="19"/>
+              </w:rPr>
+              <w:t xml:space="preserve">2027년</w:t>
+            </w:r>
+          </w:p>
+        </w:tc>
+      </w:tr>
+      <w:tr>
+        <w:tc>
+          <w:tcPr>
+            <w:tcW w:type="dxa" w:w="4200"/>
+            <w:tcMar>
+              <w:top w:type="dxa" w:w="95"/>
+              <w:left w:type="dxa" w:w="130"/>
+              <w:bottom w:type="dxa" w:w="95"/>
+              <w:right w:type="dxa" w:w="130"/>
+            </w:tcMar>
+          </w:tcPr>
+          <w:p>
+            <w:pPr>
+              <w:spacing w:line="264"/>
+              <w:jc w:val="left"/>
+            </w:pPr>
+            <w:r>
+              <w:rPr>
+                <w:rFonts w:ascii="맑은 고딕" w:cs="맑은 고딕" w:eastAsia="맑은 고딕" w:hAnsi="맑은 고딕"/>
+                <w:b w:val="false"/>
+                <w:bCs w:val="false"/>
+                <w:i w:val="false"/>
+                <w:iCs w:val="false"/>
+                <w:color w:val="14161B"/>
+                <w:sz w:val="19"/>
+                <w:szCs w:val="19"/>
+              </w:rPr>
+              <w:t xml:space="preserve">직무 성과</w:t>
+            </w:r>
+          </w:p>
+        </w:tc>
+        <w:tc>
+          <w:tcPr>
+            <w:tcW w:type="dxa" w:w="2000"/>
+            <w:tcMar>
+              <w:top w:type="dxa" w:w="95"/>
+              <w:left w:type="dxa" w:w="130"/>
+              <w:bottom w:type="dxa" w:w="95"/>
+              <w:right w:type="dxa" w:w="130"/>
+            </w:tcMar>
+          </w:tcPr>
+          <w:p>
+            <w:pPr>
+              <w:spacing w:line="264"/>
+              <w:jc w:val="center"/>
+            </w:pPr>
+            <w:r>
+              <w:rPr>
+                <w:rFonts w:ascii="맑은 고딕" w:cs="맑은 고딕" w:eastAsia="맑은 고딕" w:hAnsi="맑은 고딕"/>
+                <w:b w:val="false"/>
+                <w:bCs w:val="false"/>
+                <w:i w:val="false"/>
+                <w:iCs w:val="false"/>
+                <w:color w:val="14161B"/>
+                <w:sz w:val="19"/>
+                <w:szCs w:val="19"/>
+              </w:rPr>
+              <w:t xml:space="preserve">40</w:t>
+            </w:r>
+          </w:p>
+        </w:tc>
+        <w:tc>
+          <w:tcPr>
+            <w:tcW w:type="dxa" w:w="2000"/>
+            <w:tcMar>
+              <w:top w:type="dxa" w:w="95"/>
+              <w:left w:type="dxa" w:w="130"/>
+              <w:bottom w:type="dxa" w:w="95"/>
+              <w:right w:type="dxa" w:w="130"/>
+            </w:tcMar>
+          </w:tcPr>
+          <w:p>
+            <w:pPr>
+              <w:spacing w:line="264"/>
+              <w:jc w:val="center"/>
+            </w:pPr>
+            <w:r>
+              <w:rPr>
+                <w:rFonts w:ascii="맑은 고딕" w:cs="맑은 고딕" w:eastAsia="맑은 고딕" w:hAnsi="맑은 고딕"/>
+                <w:b w:val="false"/>
+                <w:bCs w:val="false"/>
+                <w:i w:val="false"/>
+                <w:iCs w:val="false"/>
+                <w:color w:val="14161B"/>
+                <w:sz w:val="19"/>
+                <w:szCs w:val="19"/>
+              </w:rPr>
+              <w:t xml:space="preserve">35</w:t>
+            </w:r>
+          </w:p>
+        </w:tc>
+      </w:tr>
+      <w:tr>
+        <w:tc>
+          <w:tcPr>
+            <w:tcW w:type="dxa" w:w="4200"/>
+            <w:tcMar>
+              <w:top w:type="dxa" w:w="95"/>
+              <w:left w:type="dxa" w:w="130"/>
+              <w:bottom w:type="dxa" w:w="95"/>
+              <w:right w:type="dxa" w:w="130"/>
+            </w:tcMar>
+          </w:tcPr>
+          <w:p>
+            <w:pPr>
+              <w:spacing w:line="264"/>
+              <w:jc w:val="left"/>
+            </w:pPr>
+            <w:r>
+              <w:rPr>
+                <w:rFonts w:ascii="맑은 고딕" w:cs="맑은 고딕" w:eastAsia="맑은 고딕" w:hAnsi="맑은 고딕"/>
+                <w:b w:val="false"/>
+                <w:bCs w:val="false"/>
+                <w:i w:val="false"/>
+                <w:iCs w:val="false"/>
+                <w:color w:val="14161B"/>
+                <w:sz w:val="19"/>
+                <w:szCs w:val="19"/>
+              </w:rPr>
+              <w:t xml:space="preserve">직무 역량</w:t>
+            </w:r>
+          </w:p>
+        </w:tc>
+        <w:tc>
+          <w:tcPr>
+            <w:tcW w:type="dxa" w:w="2000"/>
+            <w:tcMar>
+              <w:top w:type="dxa" w:w="95"/>
+              <w:left w:type="dxa" w:w="130"/>
+              <w:bottom w:type="dxa" w:w="95"/>
+              <w:right w:type="dxa" w:w="130"/>
+            </w:tcMar>
+          </w:tcPr>
+          <w:p>
+            <w:pPr>
+              <w:spacing w:line="264"/>
+              <w:jc w:val="center"/>
+            </w:pPr>
+            <w:r>
+              <w:rPr>
+                <w:rFonts w:ascii="맑은 고딕" w:cs="맑은 고딕" w:eastAsia="맑은 고딕" w:hAnsi="맑은 고딕"/>
+                <w:b w:val="false"/>
+                <w:bCs w:val="false"/>
+                <w:i w:val="false"/>
+                <w:iCs w:val="false"/>
+                <w:color w:val="14161B"/>
+                <w:sz w:val="19"/>
+                <w:szCs w:val="19"/>
+              </w:rPr>
+              <w:t xml:space="preserve">30</w:t>
+            </w:r>
+          </w:p>
+        </w:tc>
+        <w:tc>
+          <w:tcPr>
+            <w:tcW w:type="dxa" w:w="2000"/>
+            <w:tcMar>
+              <w:top w:type="dxa" w:w="95"/>
+              <w:left w:type="dxa" w:w="130"/>
+              <w:bottom w:type="dxa" w:w="95"/>
+              <w:right w:type="dxa" w:w="130"/>
+            </w:tcMar>
+          </w:tcPr>
+          <w:p>
+            <w:pPr>
+              <w:spacing w:line="264"/>
+              <w:jc w:val="center"/>
+            </w:pPr>
+            <w:r>
+              <w:rPr>
+                <w:rFonts w:ascii="맑은 고딕" w:cs="맑은 고딕" w:eastAsia="맑은 고딕" w:hAnsi="맑은 고딕"/>
+                <w:b w:val="false"/>
+                <w:bCs w:val="false"/>
+                <w:i w:val="false"/>
+                <w:iCs w:val="false"/>
+                <w:color w:val="14161B"/>
+                <w:sz w:val="19"/>
+                <w:szCs w:val="19"/>
+              </w:rPr>
+              <w:t xml:space="preserve">20</w:t>
+            </w:r>
+          </w:p>
+        </w:tc>
+      </w:tr>
+      <w:tr>
+        <w:tc>
+          <w:tcPr>
+            <w:tcW w:type="dxa" w:w="4200"/>
+            <w:tcMar>
+              <w:top w:type="dxa" w:w="95"/>
+              <w:left w:type="dxa" w:w="130"/>
+              <w:bottom w:type="dxa" w:w="95"/>
+              <w:right w:type="dxa" w:w="130"/>
+            </w:tcMar>
+          </w:tcPr>
+          <w:p>
+            <w:pPr>
+              <w:spacing w:line="264"/>
+              <w:jc w:val="left"/>
+            </w:pPr>
+            <w:r>
+              <w:rPr>
+                <w:rFonts w:ascii="맑은 고딕" w:cs="맑은 고딕" w:eastAsia="맑은 고딕" w:hAnsi="맑은 고딕"/>
+                <w:b w:val="false"/>
+                <w:bCs w:val="false"/>
+                <w:i w:val="false"/>
+                <w:iCs w:val="false"/>
+                <w:color w:val="14161B"/>
+                <w:sz w:val="19"/>
+                <w:szCs w:val="19"/>
+              </w:rPr>
+              <w:t xml:space="preserve">협업과 태도</w:t>
+            </w:r>
+          </w:p>
+        </w:tc>
+        <w:tc>
+          <w:tcPr>
+            <w:tcW w:type="dxa" w:w="2000"/>
+            <w:tcMar>
+              <w:top w:type="dxa" w:w="95"/>
+              <w:left w:type="dxa" w:w="130"/>
+              <w:bottom w:type="dxa" w:w="95"/>
+              <w:right w:type="dxa" w:w="130"/>
+            </w:tcMar>
+          </w:tcPr>
+          <w:p>
+            <w:pPr>
+              <w:spacing w:line="264"/>
+              <w:jc w:val="center"/>
+            </w:pPr>
+            <w:r>
+              <w:rPr>
+                <w:rFonts w:ascii="맑은 고딕" w:cs="맑은 고딕" w:eastAsia="맑은 고딕" w:hAnsi="맑은 고딕"/>
+                <w:b w:val="false"/>
+                <w:bCs w:val="false"/>
+                <w:i w:val="false"/>
+                <w:iCs w:val="false"/>
+                <w:color w:val="14161B"/>
+                <w:sz w:val="19"/>
+                <w:szCs w:val="19"/>
+              </w:rPr>
+              <w:t xml:space="preserve">20</w:t>
+            </w:r>
+          </w:p>
+        </w:tc>
+        <w:tc>
+          <w:tcPr>
+            <w:tcW w:type="dxa" w:w="2000"/>
+            <w:tcMar>
+              <w:top w:type="dxa" w:w="95"/>
+              <w:left w:type="dxa" w:w="130"/>
+              <w:bottom w:type="dxa" w:w="95"/>
+              <w:right w:type="dxa" w:w="130"/>
+            </w:tcMar>
+          </w:tcPr>
+          <w:p>
+            <w:pPr>
+              <w:spacing w:line="264"/>
+              <w:jc w:val="center"/>
+            </w:pPr>
+            <w:r>
+              <w:rPr>
+                <w:rFonts w:ascii="맑은 고딕" w:cs="맑은 고딕" w:eastAsia="맑은 고딕" w:hAnsi="맑은 고딕"/>
+                <w:b w:val="false"/>
+                <w:bCs w:val="false"/>
+                <w:i w:val="false"/>
+                <w:iCs w:val="false"/>
+                <w:color w:val="14161B"/>
+                <w:sz w:val="19"/>
+                <w:szCs w:val="19"/>
+              </w:rPr>
+              <w:t xml:space="preserve">15</w:t>
+            </w:r>
+          </w:p>
+        </w:tc>
+      </w:tr>
+      <w:tr>
+        <w:tc>
+          <w:tcPr>
+            <w:tcW w:type="dxa" w:w="4200"/>
+            <w:tcMar>
+              <w:top w:type="dxa" w:w="95"/>
+              <w:left w:type="dxa" w:w="130"/>
+              <w:bottom w:type="dxa" w:w="95"/>
+              <w:right w:type="dxa" w:w="130"/>
+            </w:tcMar>
+          </w:tcPr>
+          <w:p>
+            <w:pPr>
+              <w:spacing w:line="264"/>
+              <w:jc w:val="left"/>
+            </w:pPr>
+            <w:r>
+              <w:rPr>
+                <w:rFonts w:ascii="맑은 고딕" w:cs="맑은 고딕" w:eastAsia="맑은 고딕" w:hAnsi="맑은 고딕"/>
+                <w:b w:val="false"/>
+                <w:bCs w:val="false"/>
+                <w:i w:val="false"/>
+                <w:iCs w:val="false"/>
+                <w:color w:val="14161B"/>
+                <w:sz w:val="19"/>
+                <w:szCs w:val="19"/>
+              </w:rPr>
+              <w:t xml:space="preserve">주도성과 자기관리</w:t>
+            </w:r>
+          </w:p>
+        </w:tc>
+        <w:tc>
+          <w:tcPr>
+            <w:tcW w:type="dxa" w:w="2000"/>
+            <w:tcMar>
+              <w:top w:type="dxa" w:w="95"/>
+              <w:left w:type="dxa" w:w="130"/>
+              <w:bottom w:type="dxa" w:w="95"/>
+              <w:right w:type="dxa" w:w="130"/>
+            </w:tcMar>
+          </w:tcPr>
+          <w:p>
+            <w:pPr>
+              <w:spacing w:line="264"/>
+              <w:jc w:val="center"/>
+            </w:pPr>
+            <w:r>
+              <w:rPr>
+                <w:rFonts w:ascii="맑은 고딕" w:cs="맑은 고딕" w:eastAsia="맑은 고딕" w:hAnsi="맑은 고딕"/>
+                <w:b w:val="false"/>
+                <w:bCs w:val="false"/>
+                <w:i w:val="false"/>
+                <w:iCs w:val="false"/>
+                <w:color w:val="14161B"/>
+                <w:sz w:val="19"/>
+                <w:szCs w:val="19"/>
+              </w:rPr>
+              <w:t xml:space="preserve">—</w:t>
+            </w:r>
+          </w:p>
+        </w:tc>
+        <w:tc>
+          <w:tcPr>
+            <w:tcW w:type="dxa" w:w="2000"/>
+            <w:tcMar>
+              <w:top w:type="dxa" w:w="95"/>
+              <w:left w:type="dxa" w:w="130"/>
+              <w:bottom w:type="dxa" w:w="95"/>
+              <w:right w:type="dxa" w:w="130"/>
+            </w:tcMar>
+          </w:tcPr>
+          <w:p>
+            <w:pPr>
+              <w:spacing w:line="264"/>
+              <w:jc w:val="center"/>
+            </w:pPr>
+            <w:r>
+              <w:rPr>
+                <w:rFonts w:ascii="맑은 고딕" w:cs="맑은 고딕" w:eastAsia="맑은 고딕" w:hAnsi="맑은 고딕"/>
+                <w:b w:val="false"/>
+                <w:bCs w:val="false"/>
+                <w:i w:val="false"/>
+                <w:iCs w:val="false"/>
+                <w:color w:val="14161B"/>
+                <w:sz w:val="19"/>
+                <w:szCs w:val="19"/>
+              </w:rPr>
+              <w:t xml:space="preserve">20</w:t>
+            </w:r>
+          </w:p>
+        </w:tc>
+      </w:tr>
+      <w:tr>
+        <w:tc>
+          <w:tcPr>
+            <w:tcW w:type="dxa" w:w="4200"/>
+            <w:tcMar>
+              <w:top w:type="dxa" w:w="95"/>
+              <w:left w:type="dxa" w:w="130"/>
+              <w:bottom w:type="dxa" w:w="95"/>
+              <w:right w:type="dxa" w:w="130"/>
+            </w:tcMar>
+          </w:tcPr>
+          <w:p>
+            <w:pPr>
+              <w:spacing w:line="264"/>
+              <w:jc w:val="left"/>
+            </w:pPr>
+            <w:r>
+              <w:rPr>
+                <w:rFonts w:ascii="맑은 고딕" w:cs="맑은 고딕" w:eastAsia="맑은 고딕" w:hAnsi="맑은 고딕"/>
+                <w:b w:val="false"/>
+                <w:bCs w:val="false"/>
+                <w:i w:val="false"/>
+                <w:iCs w:val="false"/>
+                <w:color w:val="14161B"/>
+                <w:sz w:val="19"/>
+                <w:szCs w:val="19"/>
+              </w:rPr>
+              <w:t xml:space="preserve">기여와 성장</w:t>
+            </w:r>
+          </w:p>
+        </w:tc>
+        <w:tc>
+          <w:tcPr>
+            <w:tcW w:type="dxa" w:w="2000"/>
+            <w:tcMar>
+              <w:top w:type="dxa" w:w="95"/>
+              <w:left w:type="dxa" w:w="130"/>
+              <w:bottom w:type="dxa" w:w="95"/>
+              <w:right w:type="dxa" w:w="130"/>
+            </w:tcMar>
+          </w:tcPr>
+          <w:p>
+            <w:pPr>
+              <w:spacing w:line="264"/>
+              <w:jc w:val="center"/>
+            </w:pPr>
+            <w:r>
+              <w:rPr>
+                <w:rFonts w:ascii="맑은 고딕" w:cs="맑은 고딕" w:eastAsia="맑은 고딕" w:hAnsi="맑은 고딕"/>
+                <w:b w:val="false"/>
+                <w:bCs w:val="false"/>
+                <w:i w:val="false"/>
+                <w:iCs w:val="false"/>
+                <w:color w:val="14161B"/>
+                <w:sz w:val="19"/>
+                <w:szCs w:val="19"/>
+              </w:rPr>
+              <w:t xml:space="preserve">10</w:t>
+            </w:r>
+          </w:p>
+        </w:tc>
+        <w:tc>
+          <w:tcPr>
+            <w:tcW w:type="dxa" w:w="2000"/>
+            <w:tcMar>
+              <w:top w:type="dxa" w:w="95"/>
+              <w:left w:type="dxa" w:w="130"/>
+              <w:bottom w:type="dxa" w:w="95"/>
+              <w:right w:type="dxa" w:w="130"/>
+            </w:tcMar>
+          </w:tcPr>
+          <w:p>
+            <w:pPr>
+              <w:spacing w:line="264"/>
+              <w:jc w:val="center"/>
+            </w:pPr>
+            <w:r>
+              <w:rPr>
+                <w:rFonts w:ascii="맑은 고딕" w:cs="맑은 고딕" w:eastAsia="맑은 고딕" w:hAnsi="맑은 고딕"/>
+                <w:b w:val="false"/>
+                <w:bCs w:val="false"/>
+                <w:i w:val="false"/>
+                <w:iCs w:val="false"/>
+                <w:color w:val="14161B"/>
+                <w:sz w:val="19"/>
+                <w:szCs w:val="19"/>
+              </w:rPr>
+              <w:t xml:space="preserve">10</w:t>
+            </w:r>
+          </w:p>
+        </w:tc>
+      </w:tr>
+      <w:tr>
+        <w:tc>
+          <w:tcPr>
+            <w:tcW w:type="dxa" w:w="4200"/>
+            <w:tcMar>
+              <w:top w:type="dxa" w:w="95"/>
+              <w:left w:type="dxa" w:w="130"/>
+              <w:bottom w:type="dxa" w:w="95"/>
+              <w:right w:type="dxa" w:w="130"/>
+            </w:tcMar>
+          </w:tcPr>
+          <w:p>
+            <w:pPr>
+              <w:spacing w:line="264"/>
+              <w:jc w:val="left"/>
+            </w:pPr>
+            <w:r>
+              <w:rPr>
+                <w:rFonts w:ascii="맑은 고딕" w:cs="맑은 고딕" w:eastAsia="맑은 고딕" w:hAnsi="맑은 고딕"/>
+                <w:b w:val="false"/>
+                <w:bCs w:val="false"/>
+                <w:i w:val="false"/>
+                <w:iCs w:val="false"/>
+                <w:color w:val="14161B"/>
+                <w:sz w:val="19"/>
+                <w:szCs w:val="19"/>
+              </w:rPr>
+              <w:t xml:space="preserve">합계</w:t>
+            </w:r>
+          </w:p>
+        </w:tc>
+        <w:tc>
+          <w:tcPr>
+            <w:tcW w:type="dxa" w:w="2000"/>
+            <w:tcMar>
+              <w:top w:type="dxa" w:w="95"/>
+              <w:left w:type="dxa" w:w="130"/>
+              <w:bottom w:type="dxa" w:w="95"/>
+              <w:right w:type="dxa" w:w="130"/>
+            </w:tcMar>
+          </w:tcPr>
+          <w:p>
+            <w:pPr>
+              <w:spacing w:line="264"/>
+              <w:jc w:val="center"/>
+            </w:pPr>
+            <w:r>
+              <w:rPr>
+                <w:rFonts w:ascii="맑은 고딕" w:cs="맑은 고딕" w:eastAsia="맑은 고딕" w:hAnsi="맑은 고딕"/>
+                <w:b w:val="false"/>
+                <w:bCs w:val="false"/>
+                <w:i w:val="false"/>
+                <w:iCs w:val="false"/>
+                <w:color w:val="14161B"/>
+                <w:sz w:val="19"/>
+                <w:szCs w:val="19"/>
+              </w:rPr>
+              <w:t xml:space="preserve">100</w:t>
+            </w:r>
+          </w:p>
+        </w:tc>
+        <w:tc>
+          <w:tcPr>
+            <w:tcW w:type="dxa" w:w="2000"/>
+            <w:tcMar>
+              <w:top w:type="dxa" w:w="95"/>
+              <w:left w:type="dxa" w:w="130"/>
+              <w:bottom w:type="dxa" w:w="95"/>
+              <w:right w:type="dxa" w:w="130"/>
+            </w:tcMar>
+          </w:tcPr>
+          <w:p>
+            <w:pPr>
+              <w:spacing w:line="264"/>
+              <w:jc w:val="center"/>
+            </w:pPr>
+            <w:r>
+              <w:rPr>
+                <w:rFonts w:ascii="맑은 고딕" w:cs="맑은 고딕" w:eastAsia="맑은 고딕" w:hAnsi="맑은 고딕"/>
+                <w:b w:val="false"/>
+                <w:bCs w:val="false"/>
+                <w:i w:val="false"/>
+                <w:iCs w:val="false"/>
+                <w:color w:val="14161B"/>
+                <w:sz w:val="19"/>
+                <w:szCs w:val="19"/>
+              </w:rPr>
+              <w:t xml:space="preserve">100</w:t>
+            </w:r>
+          </w:p>
+        </w:tc>
+      </w:tr>
+    </w:tbl>
+    <w:p>
+      <w:pPr>
+        <w:spacing w:after="140"/>
+      </w:pPr>
+      <w:r>
+        <w:rPr>
+          <w:rFonts w:ascii="맑은 고딕" w:cs="맑은 고딕" w:eastAsia="맑은 고딕" w:hAnsi="맑은 고딕"/>
+          <w:b w:val="false"/>
+          <w:bCs w:val="false"/>
+          <w:i w:val="false"/>
+          <w:iCs w:val="false"/>
+          <w:color w:val="14161B"/>
+          <w:sz w:val="20"/>
+          <w:szCs w:val="20"/>
+        </w:rPr>
+        <w:t xml:space="preserve"/>
+      </w:r>
+    </w:p>
+    <w:p>
+      <w:pPr>
+        <w:spacing w:after="70" w:line="288"/>
+        <w:ind w:left="200" w:hanging="200"/>
+      </w:pPr>
+      <w:r>
+        <w:rPr>
+          <w:rFonts w:ascii="맑은 고딕" w:cs="맑은 고딕" w:eastAsia="맑은 고딕" w:hAnsi="맑은 고딕"/>
+          <w:b w:val="false"/>
+          <w:bCs w:val="false"/>
+          <w:i w:val="false"/>
+          <w:iCs w:val="false"/>
+          <w:color w:val="14161B"/>
+          <w:sz w:val="20"/>
+          <w:szCs w:val="20"/>
+        </w:rPr>
+        <w:t xml:space="preserve">② 「주도성과 자기관리」의 세부 항목과 배점은 다음과 같다.</w:t>
+      </w:r>
+    </w:p>
+    <w:p>
+      <w:pPr>
+        <w:spacing w:after="60" w:line="288"/>
+        <w:ind w:left="480" w:hanging="200"/>
+      </w:pPr>
+      <w:r>
+        <w:rPr>
+          <w:rFonts w:ascii="맑은 고딕" w:cs="맑은 고딕" w:eastAsia="맑은 고딕" w:hAnsi="맑은 고딕"/>
+          <w:b w:val="false"/>
+          <w:bCs w:val="false"/>
+          <w:i w:val="false"/>
+          <w:iCs w:val="false"/>
+          <w:color w:val="14161B"/>
+          <w:sz w:val="20"/>
+          <w:szCs w:val="20"/>
+        </w:rPr>
+        <w:t xml:space="preserve">1. 지시를 받기 전에 필요한 업무를 제안하거나 착수한 사례 — 7점</w:t>
+      </w:r>
+    </w:p>
+    <w:p>
+      <w:pPr>
+        <w:spacing w:after="60" w:line="288"/>
+        <w:ind w:left="480" w:hanging="200"/>
+      </w:pPr>
+      <w:r>
+        <w:rPr>
+          <w:rFonts w:ascii="맑은 고딕" w:cs="맑은 고딕" w:eastAsia="맑은 고딕" w:hAnsi="맑은 고딕"/>
+          <w:b w:val="false"/>
+          <w:bCs w:val="false"/>
+          <w:i w:val="false"/>
+          <w:iCs w:val="false"/>
+          <w:color w:val="14161B"/>
+          <w:sz w:val="20"/>
+          <w:szCs w:val="20"/>
+        </w:rPr>
+        <w:t xml:space="preserve">2. 문제를 보고할 때 대안을 함께 제시하는지 — 7점</w:t>
+      </w:r>
+    </w:p>
+    <w:p>
+      <w:pPr>
+        <w:spacing w:after="60" w:line="288"/>
+        <w:ind w:left="480" w:hanging="200"/>
+      </w:pPr>
+      <w:r>
+        <w:rPr>
+          <w:rFonts w:ascii="맑은 고딕" w:cs="맑은 고딕" w:eastAsia="맑은 고딕" w:hAnsi="맑은 고딕"/>
+          <w:b w:val="false"/>
+          <w:bCs w:val="false"/>
+          <w:i w:val="false"/>
+          <w:iCs w:val="false"/>
+          <w:color w:val="14161B"/>
+          <w:sz w:val="20"/>
+          <w:szCs w:val="20"/>
+        </w:rPr>
+        <w:t xml:space="preserve">3. 주간 업무계획을 스스로 작성하고 갱신하는지 — 6점</w:t>
+      </w:r>
+    </w:p>
+    <w:p>
+      <w:pPr>
+        <w:spacing w:after="70" w:line="288"/>
+        <w:ind w:left="200" w:hanging="200"/>
+      </w:pPr>
+      <w:r>
+        <w:rPr>
+          <w:rFonts w:ascii="맑은 고딕" w:cs="맑은 고딕" w:eastAsia="맑은 고딕" w:hAnsi="맑은 고딕"/>
+          <w:b w:val="false"/>
+          <w:bCs w:val="false"/>
+          <w:i w:val="false"/>
+          <w:iCs w:val="false"/>
+          <w:color w:val="14161B"/>
+          <w:sz w:val="20"/>
+          <w:szCs w:val="20"/>
+        </w:rPr>
+        <w:t xml:space="preserve">③ 제2항의 평가는 사원이 담당 업무의 범위와 스스로 판단할 수 있는 사항을 문서로 확인받은 것을 전제로 한다. 회사는 2027년 조정의 평가 대상 기간이 시작되기 전까지 직무기술서를 작성하여 사원에게 교부한다.</w:t>
+      </w:r>
+    </w:p>
+    <w:p>
+      <w:pPr>
+        <w:spacing w:after="70" w:line="288"/>
+        <w:ind w:left="200" w:hanging="200"/>
+      </w:pPr>
+      <w:r>
+        <w:rPr>
+          <w:rFonts w:ascii="맑은 고딕" w:cs="맑은 고딕" w:eastAsia="맑은 고딕" w:hAnsi="맑은 고딕"/>
+          <w:b w:val="false"/>
+          <w:bCs w:val="false"/>
+          <w:i w:val="false"/>
+          <w:iCs w:val="false"/>
+          <w:color w:val="14161B"/>
+          <w:sz w:val="20"/>
+          <w:szCs w:val="20"/>
+        </w:rPr>
+        <w:t xml:space="preserve">④ 회사가 제3항의 직무기술서를 교부하지 아니한 경우에는 「주도성과 자기관리」의 배점을 적용하지 아니하고, 그 20점을 직무 성과에 가산하여 2026년의 배점으로 평가한다.</w:t>
+      </w:r>
+    </w:p>
+    <w:p>
+      <w:pPr>
+        <w:spacing w:after="70" w:line="288"/>
+        <w:ind w:left="200" w:hanging="200"/>
+      </w:pPr>
+      <w:r>
+        <w:rPr>
+          <w:rFonts w:ascii="맑은 고딕" w:cs="맑은 고딕" w:eastAsia="맑은 고딕" w:hAnsi="맑은 고딕"/>
+          <w:b w:val="false"/>
+          <w:bCs w:val="false"/>
+          <w:i w:val="false"/>
+          <w:iCs w:val="false"/>
+          <w:color w:val="14161B"/>
+          <w:sz w:val="20"/>
+          <w:szCs w:val="20"/>
+        </w:rPr>
+        <w:t xml:space="preserve">⑤ 이 항은 제7항제2호에 따른 사전 통보로 본다.</w:t>
+      </w:r>
+    </w:p>
+    <w:p>
+      <w:pPr>
+        <w:spacing w:after="120"/>
+      </w:pPr>
+      <w:r>
+        <w:rPr>
+          <w:rFonts w:ascii="맑은 고딕" w:cs="맑은 고딕" w:eastAsia="맑은 고딕" w:hAnsi="맑은 고딕"/>
+          <w:b w:val="false"/>
+          <w:bCs w:val="false"/>
+          <w:i w:val="false"/>
+          <w:iCs w:val="false"/>
+          <w:color w:val="14161B"/>
+          <w:sz w:val="20"/>
+          <w:szCs w:val="20"/>
+        </w:rPr>
+        <w:t xml:space="preserve"/>
+      </w:r>
+    </w:p>
+    <w:p>
+      <w:pPr>
+        <w:spacing w:after="100" w:before="0" w:line="288"/>
+        <w:jc w:val="left"/>
+      </w:pPr>
+      <w:r>
+        <w:rPr>
+          <w:rFonts w:ascii="맑은 고딕" w:cs="맑은 고딕" w:eastAsia="맑은 고딕" w:hAnsi="맑은 고딕"/>
+          <w:b w:val="false"/>
+          <w:bCs w:val="false"/>
+          <w:i w:val="false"/>
+          <w:iCs w:val="false"/>
+          <w:color w:val="6B7280"/>
+          <w:sz w:val="19"/>
+          <w:szCs w:val="19"/>
+        </w:rPr>
+        <w:t xml:space="preserve">주도성은 담당 범위와 판단 권한이 정해진 뒤에 비로소 평가할 수 있다. 제3항과 제4항은 그 순서를 뒤집지 않기 위한 것이다.</w:t>
       </w:r>
     </w:p>
     <w:p>

--- a/hr/마인드_연봉조정_운영기준.docx
+++ b/hr/마인드_연봉조정_운영기준.docx
@@ -1910,7 +1910,7 @@
                 <w:sz w:val="19"/>
                 <w:szCs w:val="19"/>
               </w:rPr>
-              <w:t xml:space="preserve">90 ~ 100</w:t>
+              <w:t xml:space="preserve">90 이상</w:t>
             </w:r>
           </w:p>
         </w:tc>
@@ -3100,7 +3100,7 @@
           <w:sz w:val="22"/>
           <w:szCs w:val="22"/>
         </w:rPr>
-        <w:t xml:space="preserve">8. 2027년 조정부터 적용하는 배점 (사전 통보)</w:t>
+        <w:t xml:space="preserve">8. 주도성과 자기관리의 단계적 도입 (사전 통보)</w:t>
       </w:r>
     </w:p>
     <w:p>
@@ -3119,7 +3119,512 @@
           <w:sz w:val="20"/>
           <w:szCs w:val="20"/>
         </w:rPr>
-        <w:t xml:space="preserve">① 2027년 조정부터 「주도성과 자기관리」를 평가 영역으로 신설하고, 배점을 다음과 같이 변경한다.</w:t>
+        <w:t xml:space="preserve">① 「주도성과 자기관리」를 다음과 같이 단계적으로 도입한다.</w:t>
+      </w:r>
+    </w:p>
+    <w:tbl>
+      <w:tblPr>
+        <w:tblW w:type="dxa" w:w="8400"/>
+        <w:tblBorders>
+          <w:top w:val="single" w:color="14161B" w:sz="8"/>
+          <w:left w:val="none" w:color="FFFFFF" w:sz="0"/>
+          <w:bottom w:val="single" w:color="14161B" w:sz="8"/>
+          <w:right w:val="none" w:color="FFFFFF" w:sz="0"/>
+          <w:insideH w:val="single" w:color="D4D6DB" w:sz="4"/>
+          <w:insideV w:val="none" w:color="FFFFFF" w:sz="0"/>
+        </w:tblBorders>
+      </w:tblPr>
+      <w:tblGrid>
+        <w:gridCol w:w="2200"/>
+        <w:gridCol w:w="4400"/>
+        <w:gridCol w:w="1800"/>
+      </w:tblGrid>
+      <w:tr>
+        <w:trPr>
+          <w:tblHeader/>
+        </w:trPr>
+        <w:tc>
+          <w:tcPr>
+            <w:tcW w:type="dxa" w:w="2200"/>
+            <w:shd w:fill="F4F5F7" w:color="auto" w:val="clear"/>
+            <w:tcMar>
+              <w:top w:type="dxa" w:w="95"/>
+              <w:left w:type="dxa" w:w="130"/>
+              <w:bottom w:type="dxa" w:w="95"/>
+              <w:right w:type="dxa" w:w="130"/>
+            </w:tcMar>
+          </w:tcPr>
+          <w:p>
+            <w:pPr>
+              <w:spacing w:line="264"/>
+              <w:jc w:val="left"/>
+            </w:pPr>
+            <w:r>
+              <w:rPr>
+                <w:rFonts w:ascii="맑은 고딕" w:cs="맑은 고딕" w:eastAsia="맑은 고딕" w:hAnsi="맑은 고딕"/>
+                <w:b/>
+                <w:bCs/>
+                <w:i w:val="false"/>
+                <w:iCs w:val="false"/>
+                <w:color w:val="14161B"/>
+                <w:sz w:val="19"/>
+                <w:szCs w:val="19"/>
+              </w:rPr>
+              <w:t xml:space="preserve">적용 연도</w:t>
+            </w:r>
+          </w:p>
+        </w:tc>
+        <w:tc>
+          <w:tcPr>
+            <w:tcW w:type="dxa" w:w="4400"/>
+            <w:shd w:fill="F4F5F7" w:color="auto" w:val="clear"/>
+            <w:tcMar>
+              <w:top w:type="dxa" w:w="95"/>
+              <w:left w:type="dxa" w:w="130"/>
+              <w:bottom w:type="dxa" w:w="95"/>
+              <w:right w:type="dxa" w:w="130"/>
+            </w:tcMar>
+          </w:tcPr>
+          <w:p>
+            <w:pPr>
+              <w:spacing w:line="264"/>
+              <w:jc w:val="center"/>
+            </w:pPr>
+            <w:r>
+              <w:rPr>
+                <w:rFonts w:ascii="맑은 고딕" w:cs="맑은 고딕" w:eastAsia="맑은 고딕" w:hAnsi="맑은 고딕"/>
+                <w:b/>
+                <w:bCs/>
+                <w:i w:val="false"/>
+                <w:iCs w:val="false"/>
+                <w:color w:val="14161B"/>
+                <w:sz w:val="19"/>
+                <w:szCs w:val="19"/>
+              </w:rPr>
+              <w:t xml:space="preserve">방식</w:t>
+            </w:r>
+          </w:p>
+        </w:tc>
+        <w:tc>
+          <w:tcPr>
+            <w:tcW w:type="dxa" w:w="1800"/>
+            <w:shd w:fill="F4F5F7" w:color="auto" w:val="clear"/>
+            <w:tcMar>
+              <w:top w:type="dxa" w:w="95"/>
+              <w:left w:type="dxa" w:w="130"/>
+              <w:bottom w:type="dxa" w:w="95"/>
+              <w:right w:type="dxa" w:w="130"/>
+            </w:tcMar>
+          </w:tcPr>
+          <w:p>
+            <w:pPr>
+              <w:spacing w:line="264"/>
+              <w:jc w:val="center"/>
+            </w:pPr>
+            <w:r>
+              <w:rPr>
+                <w:rFonts w:ascii="맑은 고딕" w:cs="맑은 고딕" w:eastAsia="맑은 고딕" w:hAnsi="맑은 고딕"/>
+                <w:b/>
+                <w:bCs/>
+                <w:i w:val="false"/>
+                <w:iCs w:val="false"/>
+                <w:color w:val="14161B"/>
+                <w:sz w:val="19"/>
+                <w:szCs w:val="19"/>
+              </w:rPr>
+              <w:t xml:space="preserve">배점</w:t>
+            </w:r>
+          </w:p>
+        </w:tc>
+      </w:tr>
+      <w:tr>
+        <w:tc>
+          <w:tcPr>
+            <w:tcW w:type="dxa" w:w="2200"/>
+            <w:tcMar>
+              <w:top w:type="dxa" w:w="95"/>
+              <w:left w:type="dxa" w:w="130"/>
+              <w:bottom w:type="dxa" w:w="95"/>
+              <w:right w:type="dxa" w:w="130"/>
+            </w:tcMar>
+          </w:tcPr>
+          <w:p>
+            <w:pPr>
+              <w:spacing w:line="264"/>
+              <w:jc w:val="left"/>
+            </w:pPr>
+            <w:r>
+              <w:rPr>
+                <w:rFonts w:ascii="맑은 고딕" w:cs="맑은 고딕" w:eastAsia="맑은 고딕" w:hAnsi="맑은 고딕"/>
+                <w:b w:val="false"/>
+                <w:bCs w:val="false"/>
+                <w:i w:val="false"/>
+                <w:iCs w:val="false"/>
+                <w:color w:val="14161B"/>
+                <w:sz w:val="19"/>
+                <w:szCs w:val="19"/>
+              </w:rPr>
+              <w:t xml:space="preserve">2026년</w:t>
+            </w:r>
+          </w:p>
+        </w:tc>
+        <w:tc>
+          <w:tcPr>
+            <w:tcW w:type="dxa" w:w="4400"/>
+            <w:tcMar>
+              <w:top w:type="dxa" w:w="95"/>
+              <w:left w:type="dxa" w:w="130"/>
+              <w:bottom w:type="dxa" w:w="95"/>
+              <w:right w:type="dxa" w:w="130"/>
+            </w:tcMar>
+          </w:tcPr>
+          <w:p>
+            <w:pPr>
+              <w:spacing w:line="264"/>
+              <w:jc w:val="center"/>
+            </w:pPr>
+            <w:r>
+              <w:rPr>
+                <w:rFonts w:ascii="맑은 고딕" w:cs="맑은 고딕" w:eastAsia="맑은 고딕" w:hAnsi="맑은 고딕"/>
+                <w:b w:val="false"/>
+                <w:bCs w:val="false"/>
+                <w:i w:val="false"/>
+                <w:iCs w:val="false"/>
+                <w:color w:val="14161B"/>
+                <w:sz w:val="19"/>
+                <w:szCs w:val="19"/>
+              </w:rPr>
+              <w:t xml:space="preserve">적용하지 아니한다</w:t>
+            </w:r>
+          </w:p>
+        </w:tc>
+        <w:tc>
+          <w:tcPr>
+            <w:tcW w:type="dxa" w:w="1800"/>
+            <w:tcMar>
+              <w:top w:type="dxa" w:w="95"/>
+              <w:left w:type="dxa" w:w="130"/>
+              <w:bottom w:type="dxa" w:w="95"/>
+              <w:right w:type="dxa" w:w="130"/>
+            </w:tcMar>
+          </w:tcPr>
+          <w:p>
+            <w:pPr>
+              <w:spacing w:line="264"/>
+              <w:jc w:val="center"/>
+            </w:pPr>
+            <w:r>
+              <w:rPr>
+                <w:rFonts w:ascii="맑은 고딕" w:cs="맑은 고딕" w:eastAsia="맑은 고딕" w:hAnsi="맑은 고딕"/>
+                <w:b w:val="false"/>
+                <w:bCs w:val="false"/>
+                <w:i w:val="false"/>
+                <w:iCs w:val="false"/>
+                <w:color w:val="14161B"/>
+                <w:sz w:val="19"/>
+                <w:szCs w:val="19"/>
+              </w:rPr>
+              <w:t xml:space="preserve">—</w:t>
+            </w:r>
+          </w:p>
+        </w:tc>
+      </w:tr>
+      <w:tr>
+        <w:tc>
+          <w:tcPr>
+            <w:tcW w:type="dxa" w:w="2200"/>
+            <w:tcMar>
+              <w:top w:type="dxa" w:w="95"/>
+              <w:left w:type="dxa" w:w="130"/>
+              <w:bottom w:type="dxa" w:w="95"/>
+              <w:right w:type="dxa" w:w="130"/>
+            </w:tcMar>
+          </w:tcPr>
+          <w:p>
+            <w:pPr>
+              <w:spacing w:line="264"/>
+              <w:jc w:val="left"/>
+            </w:pPr>
+            <w:r>
+              <w:rPr>
+                <w:rFonts w:ascii="맑은 고딕" w:cs="맑은 고딕" w:eastAsia="맑은 고딕" w:hAnsi="맑은 고딕"/>
+                <w:b w:val="false"/>
+                <w:bCs w:val="false"/>
+                <w:i w:val="false"/>
+                <w:iCs w:val="false"/>
+                <w:color w:val="14161B"/>
+                <w:sz w:val="19"/>
+                <w:szCs w:val="19"/>
+              </w:rPr>
+              <w:t xml:space="preserve">2027년</w:t>
+            </w:r>
+          </w:p>
+        </w:tc>
+        <w:tc>
+          <w:tcPr>
+            <w:tcW w:type="dxa" w:w="4400"/>
+            <w:tcMar>
+              <w:top w:type="dxa" w:w="95"/>
+              <w:left w:type="dxa" w:w="130"/>
+              <w:bottom w:type="dxa" w:w="95"/>
+              <w:right w:type="dxa" w:w="130"/>
+            </w:tcMar>
+          </w:tcPr>
+          <w:p>
+            <w:pPr>
+              <w:spacing w:line="264"/>
+              <w:jc w:val="center"/>
+            </w:pPr>
+            <w:r>
+              <w:rPr>
+                <w:rFonts w:ascii="맑은 고딕" w:cs="맑은 고딕" w:eastAsia="맑은 고딕" w:hAnsi="맑은 고딕"/>
+                <w:b w:val="false"/>
+                <w:bCs w:val="false"/>
+                <w:i w:val="false"/>
+                <w:iCs w:val="false"/>
+                <w:color w:val="14161B"/>
+                <w:sz w:val="19"/>
+                <w:szCs w:val="19"/>
+              </w:rPr>
+              <w:t xml:space="preserve">가점 — 제2항의 배점에 더한다</w:t>
+            </w:r>
+          </w:p>
+        </w:tc>
+        <w:tc>
+          <w:tcPr>
+            <w:tcW w:type="dxa" w:w="1800"/>
+            <w:tcMar>
+              <w:top w:type="dxa" w:w="95"/>
+              <w:left w:type="dxa" w:w="130"/>
+              <w:bottom w:type="dxa" w:w="95"/>
+              <w:right w:type="dxa" w:w="130"/>
+            </w:tcMar>
+          </w:tcPr>
+          <w:p>
+            <w:pPr>
+              <w:spacing w:line="264"/>
+              <w:jc w:val="center"/>
+            </w:pPr>
+            <w:r>
+              <w:rPr>
+                <w:rFonts w:ascii="맑은 고딕" w:cs="맑은 고딕" w:eastAsia="맑은 고딕" w:hAnsi="맑은 고딕"/>
+                <w:b w:val="false"/>
+                <w:bCs w:val="false"/>
+                <w:i w:val="false"/>
+                <w:iCs w:val="false"/>
+                <w:color w:val="14161B"/>
+                <w:sz w:val="19"/>
+                <w:szCs w:val="19"/>
+              </w:rPr>
+              <w:t xml:space="preserve">최대 10점</w:t>
+            </w:r>
+          </w:p>
+        </w:tc>
+      </w:tr>
+      <w:tr>
+        <w:tc>
+          <w:tcPr>
+            <w:tcW w:type="dxa" w:w="2200"/>
+            <w:tcMar>
+              <w:top w:type="dxa" w:w="95"/>
+              <w:left w:type="dxa" w:w="130"/>
+              <w:bottom w:type="dxa" w:w="95"/>
+              <w:right w:type="dxa" w:w="130"/>
+            </w:tcMar>
+          </w:tcPr>
+          <w:p>
+            <w:pPr>
+              <w:spacing w:line="264"/>
+              <w:jc w:val="left"/>
+            </w:pPr>
+            <w:r>
+              <w:rPr>
+                <w:rFonts w:ascii="맑은 고딕" w:cs="맑은 고딕" w:eastAsia="맑은 고딕" w:hAnsi="맑은 고딕"/>
+                <w:b w:val="false"/>
+                <w:bCs w:val="false"/>
+                <w:i w:val="false"/>
+                <w:iCs w:val="false"/>
+                <w:color w:val="14161B"/>
+                <w:sz w:val="19"/>
+                <w:szCs w:val="19"/>
+              </w:rPr>
+              <w:t xml:space="preserve">2028년부터</w:t>
+            </w:r>
+          </w:p>
+        </w:tc>
+        <w:tc>
+          <w:tcPr>
+            <w:tcW w:type="dxa" w:w="4400"/>
+            <w:tcMar>
+              <w:top w:type="dxa" w:w="95"/>
+              <w:left w:type="dxa" w:w="130"/>
+              <w:bottom w:type="dxa" w:w="95"/>
+              <w:right w:type="dxa" w:w="130"/>
+            </w:tcMar>
+          </w:tcPr>
+          <w:p>
+            <w:pPr>
+              <w:spacing w:line="264"/>
+              <w:jc w:val="center"/>
+            </w:pPr>
+            <w:r>
+              <w:rPr>
+                <w:rFonts w:ascii="맑은 고딕" w:cs="맑은 고딕" w:eastAsia="맑은 고딕" w:hAnsi="맑은 고딕"/>
+                <w:b w:val="false"/>
+                <w:bCs w:val="false"/>
+                <w:i w:val="false"/>
+                <w:iCs w:val="false"/>
+                <w:color w:val="14161B"/>
+                <w:sz w:val="19"/>
+                <w:szCs w:val="19"/>
+              </w:rPr>
+              <w:t xml:space="preserve">평가 영역으로 편입한다</w:t>
+            </w:r>
+          </w:p>
+        </w:tc>
+        <w:tc>
+          <w:tcPr>
+            <w:tcW w:type="dxa" w:w="1800"/>
+            <w:tcMar>
+              <w:top w:type="dxa" w:w="95"/>
+              <w:left w:type="dxa" w:w="130"/>
+              <w:bottom w:type="dxa" w:w="95"/>
+              <w:right w:type="dxa" w:w="130"/>
+            </w:tcMar>
+          </w:tcPr>
+          <w:p>
+            <w:pPr>
+              <w:spacing w:line="264"/>
+              <w:jc w:val="center"/>
+            </w:pPr>
+            <w:r>
+              <w:rPr>
+                <w:rFonts w:ascii="맑은 고딕" w:cs="맑은 고딕" w:eastAsia="맑은 고딕" w:hAnsi="맑은 고딕"/>
+                <w:b w:val="false"/>
+                <w:bCs w:val="false"/>
+                <w:i w:val="false"/>
+                <w:iCs w:val="false"/>
+                <w:color w:val="14161B"/>
+                <w:sz w:val="19"/>
+                <w:szCs w:val="19"/>
+              </w:rPr>
+              <w:t xml:space="preserve">20점</w:t>
+            </w:r>
+          </w:p>
+        </w:tc>
+      </w:tr>
+    </w:tbl>
+    <w:p>
+      <w:pPr>
+        <w:spacing w:after="140"/>
+      </w:pPr>
+      <w:r>
+        <w:rPr>
+          <w:rFonts w:ascii="맑은 고딕" w:cs="맑은 고딕" w:eastAsia="맑은 고딕" w:hAnsi="맑은 고딕"/>
+          <w:b w:val="false"/>
+          <w:bCs w:val="false"/>
+          <w:i w:val="false"/>
+          <w:iCs w:val="false"/>
+          <w:color w:val="14161B"/>
+          <w:sz w:val="20"/>
+          <w:szCs w:val="20"/>
+        </w:rPr>
+        <w:t xml:space="preserve"/>
+      </w:r>
+    </w:p>
+    <w:p>
+      <w:pPr>
+        <w:spacing w:after="70" w:line="288"/>
+        <w:ind w:left="200" w:hanging="200"/>
+      </w:pPr>
+      <w:r>
+        <w:rPr>
+          <w:rFonts w:ascii="맑은 고딕" w:cs="맑은 고딕" w:eastAsia="맑은 고딕" w:hAnsi="맑은 고딕"/>
+          <w:b w:val="false"/>
+          <w:bCs w:val="false"/>
+          <w:i w:val="false"/>
+          <w:iCs w:val="false"/>
+          <w:color w:val="14161B"/>
+          <w:sz w:val="20"/>
+          <w:szCs w:val="20"/>
+        </w:rPr>
+        <w:t xml:space="preserve">② 2027년 조정의 가점 항목은 다음과 같다. 해당하는 사례가 없는 경우에도 감점하지 아니한다.</w:t>
+      </w:r>
+    </w:p>
+    <w:p>
+      <w:pPr>
+        <w:spacing w:after="60" w:line="288"/>
+        <w:ind w:left="480" w:hanging="200"/>
+      </w:pPr>
+      <w:r>
+        <w:rPr>
+          <w:rFonts w:ascii="맑은 고딕" w:cs="맑은 고딕" w:eastAsia="맑은 고딕" w:hAnsi="맑은 고딕"/>
+          <w:b w:val="false"/>
+          <w:bCs w:val="false"/>
+          <w:i w:val="false"/>
+          <w:iCs w:val="false"/>
+          <w:color w:val="14161B"/>
+          <w:sz w:val="20"/>
+          <w:szCs w:val="20"/>
+        </w:rPr>
+        <w:t xml:space="preserve">1. 지시를 받기 전에 필요한 업무를 제안한 사례 — 4점</w:t>
+      </w:r>
+    </w:p>
+    <w:p>
+      <w:pPr>
+        <w:spacing w:after="60" w:line="288"/>
+        <w:ind w:left="480" w:hanging="200"/>
+      </w:pPr>
+      <w:r>
+        <w:rPr>
+          <w:rFonts w:ascii="맑은 고딕" w:cs="맑은 고딕" w:eastAsia="맑은 고딕" w:hAnsi="맑은 고딕"/>
+          <w:b w:val="false"/>
+          <w:bCs w:val="false"/>
+          <w:i w:val="false"/>
+          <w:iCs w:val="false"/>
+          <w:color w:val="14161B"/>
+          <w:sz w:val="20"/>
+          <w:szCs w:val="20"/>
+        </w:rPr>
+        <w:t xml:space="preserve">2. 문제를 보고할 때 대안을 함께 제시하는지 — 3점</w:t>
+      </w:r>
+    </w:p>
+    <w:p>
+      <w:pPr>
+        <w:spacing w:after="60" w:line="288"/>
+        <w:ind w:left="480" w:hanging="200"/>
+      </w:pPr>
+      <w:r>
+        <w:rPr>
+          <w:rFonts w:ascii="맑은 고딕" w:cs="맑은 고딕" w:eastAsia="맑은 고딕" w:hAnsi="맑은 고딕"/>
+          <w:b w:val="false"/>
+          <w:bCs w:val="false"/>
+          <w:i w:val="false"/>
+          <w:iCs w:val="false"/>
+          <w:color w:val="14161B"/>
+          <w:sz w:val="20"/>
+          <w:szCs w:val="20"/>
+        </w:rPr>
+        <w:t xml:space="preserve">3. 주간 업무계획을 스스로 작성하고 갱신하는지 — 3점</w:t>
+      </w:r>
+    </w:p>
+    <w:p>
+      <w:pPr>
+        <w:spacing w:after="70" w:line="288"/>
+        <w:ind w:left="200" w:hanging="200"/>
+      </w:pPr>
+      <w:r>
+        <w:rPr>
+          <w:rFonts w:ascii="맑은 고딕" w:cs="맑은 고딕" w:eastAsia="맑은 고딕" w:hAnsi="맑은 고딕"/>
+          <w:b w:val="false"/>
+          <w:bCs w:val="false"/>
+          <w:i w:val="false"/>
+          <w:iCs w:val="false"/>
+          <w:color w:val="14161B"/>
+          <w:sz w:val="20"/>
+          <w:szCs w:val="20"/>
+        </w:rPr>
+        <w:t xml:space="preserve">③ 2028년 조정부터 적용하는 배점은 다음과 같다.</w:t>
       </w:r>
     </w:p>
     <w:tbl>
@@ -3201,7 +3706,7 @@
                 <w:sz w:val="19"/>
                 <w:szCs w:val="19"/>
               </w:rPr>
-              <w:t xml:space="preserve">2026년</w:t>
+              <w:t xml:space="preserve">2027년까지</w:t>
             </w:r>
           </w:p>
         </w:tc>
@@ -3232,7 +3737,7 @@
                 <w:sz w:val="19"/>
                 <w:szCs w:val="19"/>
               </w:rPr>
-              <w:t xml:space="preserve">2027년</w:t>
+              <w:t xml:space="preserve">2028년부터</w:t>
             </w:r>
           </w:p>
         </w:tc>
@@ -3570,7 +4075,7 @@
                 <w:sz w:val="19"/>
                 <w:szCs w:val="19"/>
               </w:rPr>
-              <w:t xml:space="preserve">—</w:t>
+              <w:t xml:space="preserve">가점 10</w:t>
             </w:r>
           </w:p>
         </w:tc>
@@ -3754,7 +4259,7 @@
                 <w:sz w:val="19"/>
                 <w:szCs w:val="19"/>
               </w:rPr>
-              <w:t xml:space="preserve">100</w:t>
+              <w:t xml:space="preserve">100 (+10)</w:t>
             </w:r>
           </w:p>
         </w:tc>
@@ -3824,13 +4329,13 @@
           <w:sz w:val="20"/>
           <w:szCs w:val="20"/>
         </w:rPr>
-        <w:t xml:space="preserve">② 「주도성과 자기관리」의 세부 항목과 배점은 다음과 같다.</w:t>
-      </w:r>
-    </w:p>
-    <w:p>
-      <w:pPr>
-        <w:spacing w:after="60" w:line="288"/>
-        <w:ind w:left="480" w:hanging="200"/>
+        <w:t xml:space="preserve">④ 제2항 및 제3항의 평가는 사원이 담당 업무의 범위와 스스로 판단할 수 있는 사항을 문서로 확인받은 것을 전제로 한다. 회사는 2027년 조정의 평가 대상 기간이 시작되기 전까지 직무기술서를 작성하여 사원에게 교부하고, 담당 업무가 바뀌면 그때마다 고쳐 교부한다.</w:t>
+      </w:r>
+    </w:p>
+    <w:p>
+      <w:pPr>
+        <w:spacing w:after="70" w:line="288"/>
+        <w:ind w:left="200" w:hanging="200"/>
       </w:pPr>
       <w:r>
         <w:rPr>
@@ -3843,13 +4348,13 @@
           <w:sz w:val="20"/>
           <w:szCs w:val="20"/>
         </w:rPr>
-        <w:t xml:space="preserve">1. 지시를 받기 전에 필요한 업무를 제안하거나 착수한 사례 — 7점</w:t>
-      </w:r>
-    </w:p>
-    <w:p>
-      <w:pPr>
-        <w:spacing w:after="60" w:line="288"/>
-        <w:ind w:left="480" w:hanging="200"/>
+        <w:t xml:space="preserve">⑤ 회사가 제4항의 직무기술서를 교부하지 아니한 경우에는 해당 연도의 가점 또는 배점을 적용하지 아니한다.</w:t>
+      </w:r>
+    </w:p>
+    <w:p>
+      <w:pPr>
+        <w:spacing w:after="70" w:line="288"/>
+        <w:ind w:left="200" w:hanging="200"/>
       </w:pPr>
       <w:r>
         <w:rPr>
@@ -3862,13 +4367,13 @@
           <w:sz w:val="20"/>
           <w:szCs w:val="20"/>
         </w:rPr>
-        <w:t xml:space="preserve">2. 문제를 보고할 때 대안을 함께 제시하는지 — 7점</w:t>
-      </w:r>
-    </w:p>
-    <w:p>
-      <w:pPr>
-        <w:spacing w:after="60" w:line="288"/>
-        <w:ind w:left="480" w:hanging="200"/>
+        <w:t xml:space="preserve">⑥ 가점을 포함한 총점이 100점을 넘는 경우에도 제3항의 등급 기준을 그대로 적용한다.</w:t>
+      </w:r>
+    </w:p>
+    <w:p>
+      <w:pPr>
+        <w:spacing w:after="70" w:line="288"/>
+        <w:ind w:left="200" w:hanging="200"/>
       </w:pPr>
       <w:r>
         <w:rPr>
@@ -3881,64 +4386,7 @@
           <w:sz w:val="20"/>
           <w:szCs w:val="20"/>
         </w:rPr>
-        <w:t xml:space="preserve">3. 주간 업무계획을 스스로 작성하고 갱신하는지 — 6점</w:t>
-      </w:r>
-    </w:p>
-    <w:p>
-      <w:pPr>
-        <w:spacing w:after="70" w:line="288"/>
-        <w:ind w:left="200" w:hanging="200"/>
-      </w:pPr>
-      <w:r>
-        <w:rPr>
-          <w:rFonts w:ascii="맑은 고딕" w:cs="맑은 고딕" w:eastAsia="맑은 고딕" w:hAnsi="맑은 고딕"/>
-          <w:b w:val="false"/>
-          <w:bCs w:val="false"/>
-          <w:i w:val="false"/>
-          <w:iCs w:val="false"/>
-          <w:color w:val="14161B"/>
-          <w:sz w:val="20"/>
-          <w:szCs w:val="20"/>
-        </w:rPr>
-        <w:t xml:space="preserve">③ 제2항의 평가는 사원이 담당 업무의 범위와 스스로 판단할 수 있는 사항을 문서로 확인받은 것을 전제로 한다. 회사는 2027년 조정의 평가 대상 기간이 시작되기 전까지 직무기술서를 작성하여 사원에게 교부한다.</w:t>
-      </w:r>
-    </w:p>
-    <w:p>
-      <w:pPr>
-        <w:spacing w:after="70" w:line="288"/>
-        <w:ind w:left="200" w:hanging="200"/>
-      </w:pPr>
-      <w:r>
-        <w:rPr>
-          <w:rFonts w:ascii="맑은 고딕" w:cs="맑은 고딕" w:eastAsia="맑은 고딕" w:hAnsi="맑은 고딕"/>
-          <w:b w:val="false"/>
-          <w:bCs w:val="false"/>
-          <w:i w:val="false"/>
-          <w:iCs w:val="false"/>
-          <w:color w:val="14161B"/>
-          <w:sz w:val="20"/>
-          <w:szCs w:val="20"/>
-        </w:rPr>
-        <w:t xml:space="preserve">④ 회사가 제3항의 직무기술서를 교부하지 아니한 경우에는 「주도성과 자기관리」의 배점을 적용하지 아니하고, 그 20점을 직무 성과에 가산하여 2026년의 배점으로 평가한다.</w:t>
-      </w:r>
-    </w:p>
-    <w:p>
-      <w:pPr>
-        <w:spacing w:after="70" w:line="288"/>
-        <w:ind w:left="200" w:hanging="200"/>
-      </w:pPr>
-      <w:r>
-        <w:rPr>
-          <w:rFonts w:ascii="맑은 고딕" w:cs="맑은 고딕" w:eastAsia="맑은 고딕" w:hAnsi="맑은 고딕"/>
-          <w:b w:val="false"/>
-          <w:bCs w:val="false"/>
-          <w:i w:val="false"/>
-          <w:iCs w:val="false"/>
-          <w:color w:val="14161B"/>
-          <w:sz w:val="20"/>
-          <w:szCs w:val="20"/>
-        </w:rPr>
-        <w:t xml:space="preserve">⑤ 이 항은 제7항제2호에 따른 사전 통보로 본다.</w:t>
+        <w:t xml:space="preserve">⑦ 이 항은 제7항제2호에 따른 사전 통보로 본다.</w:t>
       </w:r>
     </w:p>
     <w:p>
@@ -3975,7 +4423,7 @@
           <w:sz w:val="19"/>
           <w:szCs w:val="19"/>
         </w:rPr>
-        <w:t xml:space="preserve">주도성은 담당 범위와 판단 권한이 정해진 뒤에 비로소 평가할 수 있다. 제3항과 제4항은 그 순서를 뒤집지 않기 위한 것이다.</w:t>
+        <w:t xml:space="preserve">주도성은 담당 범위와 판단 권한이 정해진 뒤에 비로소 평가할 수 있다. 제4항과 제5항은 그 순서를 뒤집지 않기 위한 것이다. 또한 경력이 길지 않은 사원에게 주도성은 이미 갖춘 역량이 아니라 익히는 중인 기술이므로, 먼저 감점 없는 가점으로 유인을 두고 권한과 경험이 쌓인 뒤에 배점으로 옮긴다.</w:t>
       </w:r>
     </w:p>
     <w:p>
